--- a/PP-salygos/templates/DPSP_LT_SALYGOS.docx
+++ b/PP-salygos/templates/DPSP_LT_SALYGOS.docx
@@ -49,7 +49,7 @@
           <w:rFonts w:ascii="Arial" w:eastAsia="Arial" w:hAnsi="Arial" w:cs="Arial"/>
           <w:b/>
         </w:rPr>
-        <w:t>/ĮMONĖS PAVADINIMAS/</w:t>
+        <w:t>ĮMONĖS PAVADINIMAS</w:t>
       </w:r>
     </w:p>
     <w:p>
@@ -1972,7 +1972,7 @@
           <w:rFonts w:ascii="Arial" w:hAnsi="Arial" w:cs="Arial"/>
           <w:bCs/>
         </w:rPr>
-        <w:t>/ĮMONĖS PAVADINIMAS/</w:t>
+        <w:t>ĮMONĖS PAVADINIMAS</w:t>
       </w:r>
       <w:r>
         <w:rPr>
@@ -3034,6 +3034,7 @@
         <w:rPr>
           <w:rFonts w:ascii="Arial" w:eastAsia="Arial" w:hAnsi="Arial" w:cs="Arial"/>
         </w:rPr>
+        <w:lastRenderedPageBreak/>
         <w:t>Perkantysis subjektas</w:t>
       </w:r>
       <w:r>
@@ -3149,7 +3150,6 @@
         <w:rPr>
           <w:rFonts w:ascii="Arial" w:eastAsia="Arial" w:hAnsi="Arial" w:cs="Arial"/>
         </w:rPr>
-        <w:lastRenderedPageBreak/>
         <w:t xml:space="preserve">Tiekėjas savo konkretų pasiūlymą privalo parengti ir pateikti pagal konkretaus pirkimo sąlygų ir jų priedų reikalavimus. Pateikiama užpildyta konkretaus pasiūlymo forma, parengta pagal šio konkretaus pirkimo sąlygų </w:t>
       </w:r>
       <w:r>
@@ -3860,6 +3860,7 @@
           <w:sz w:val="20"/>
           <w:szCs w:val="20"/>
         </w:rPr>
+        <w:lastRenderedPageBreak/>
         <w:t xml:space="preserve">REIKALAVIMAI </w:t>
       </w:r>
       <w:r>
@@ -4074,7 +4075,6 @@
                 <w:rFonts w:ascii="Arial" w:hAnsi="Arial" w:cs="Arial"/>
                 <w:iCs/>
               </w:rPr>
-              <w:lastRenderedPageBreak/>
               <w:t>gamintojas ar juos kontroliuojantys asmenys nėra juridiniai asmenys, registruoti VPĮ 92 straipsnio 15 dalyje numatytame sąraše nurodytose valstybėse ar teritorijose</w:t>
             </w:r>
             <w:r>
@@ -4112,7 +4112,6 @@
               <w:rPr>
                 <w:rFonts w:ascii="Arial" w:hAnsi="Arial" w:cs="Arial"/>
               </w:rPr>
-              <w:lastRenderedPageBreak/>
               <w:t xml:space="preserve">Atitikimas reikalavimui turi būti deklaruojamas </w:t>
             </w:r>
             <w:r>
@@ -4136,6 +4135,7 @@
                 <w:rFonts w:ascii="Arial" w:hAnsi="Arial" w:cs="Arial"/>
               </w:rPr>
             </w:pPr>
+            <w:commentRangeStart w:id="18"/>
             <w:r>
               <w:rPr>
                 <w:rFonts w:ascii="Arial" w:hAnsi="Arial" w:cs="Arial"/>
@@ -4153,6 +4153,16 @@
                 <w:rFonts w:ascii="Arial" w:hAnsi="Arial" w:cs="Arial"/>
               </w:rPr>
               <w:t>:</w:t>
+            </w:r>
+            <w:commentRangeEnd w:id="18"/>
+            <w:r>
+              <w:rPr>
+                <w:rStyle w:val="CommentReference"/>
+                <w:rFonts w:ascii="Arial" w:hAnsi="Arial" w:cs="Arial"/>
+                <w:sz w:val="20"/>
+                <w:szCs w:val="20"/>
+              </w:rPr>
+              <w:commentReference w:id="18"/>
             </w:r>
           </w:p>
           <w:p>
@@ -4555,24 +4565,12 @@
                 <w:iCs/>
               </w:rPr>
             </w:pPr>
-            <w:commentRangeStart w:id="18"/>
             <w:r>
               <w:rPr>
                 <w:rFonts w:ascii="Arial" w:hAnsi="Arial" w:cs="Arial"/>
                 <w:iCs/>
               </w:rPr>
               <w:t>Prekių kilmė nėra ir paslaugos nėra teikiamos iš VPĮ 92 straipsnio 15 dalyje numatytame sąraše nurodytų valstybių ar teritorijų.</w:t>
-            </w:r>
-            <w:commentRangeEnd w:id="18"/>
-            <w:r>
-              <w:rPr>
-                <w:rStyle w:val="CommentReference"/>
-                <w:rFonts w:ascii="Arial" w:hAnsi="Arial" w:cs="Arial"/>
-                <w:iCs/>
-                <w:sz w:val="20"/>
-                <w:szCs w:val="20"/>
-              </w:rPr>
-              <w:commentReference w:id="18"/>
             </w:r>
           </w:p>
         </w:tc>
@@ -4635,14 +4633,7 @@
               <w:rPr>
                 <w:rFonts w:ascii="Arial" w:hAnsi="Arial" w:cs="Arial"/>
               </w:rPr>
-              <w:t xml:space="preserve">Jei Perkančiajam subjektui kils abejonių dėl tiekėjo nurodytos informacijos teisingumo, </w:t>
-            </w:r>
-            <w:r>
-              <w:rPr>
-                <w:rFonts w:ascii="Arial" w:hAnsi="Arial" w:cs="Arial"/>
-              </w:rPr>
-              <w:lastRenderedPageBreak/>
-              <w:t xml:space="preserve">ekonomiškai naudingiausią pasiūlymą pateikęs </w:t>
+              <w:t xml:space="preserve">Jei Perkančiajam subjektui kils abejonių dėl tiekėjo nurodytos informacijos teisingumo, ekonomiškai naudingiausią pasiūlymą pateikęs </w:t>
             </w:r>
             <w:r>
               <w:rPr>
@@ -4719,24 +4710,12 @@
                 <w:iCs/>
               </w:rPr>
             </w:pPr>
-            <w:commentRangeStart w:id="19"/>
             <w:r>
               <w:rPr>
                 <w:rFonts w:ascii="Arial" w:hAnsi="Arial" w:cs="Arial"/>
                 <w:iCs/>
               </w:rPr>
               <w:t>Lietuvos Respublikos Vyriausybė, vadovaudamasi Nacionaliniam saugumui užtikrinti svarbių objektų apsaugos įstatyme įtvirtintais kriterijais, nėra priėmusi sprendimo, patvirtinančio, kad šios lentelės 1 ir 2 punktuose nurodyti subjektai ar su jais ketinamas sudaryti (sudarytas) sandoris neatitinka nacionalinio saugumo interesų.</w:t>
-            </w:r>
-            <w:commentRangeEnd w:id="19"/>
-            <w:r>
-              <w:rPr>
-                <w:rStyle w:val="CommentReference"/>
-                <w:rFonts w:ascii="Arial" w:hAnsi="Arial" w:cs="Arial"/>
-                <w:iCs/>
-                <w:sz w:val="20"/>
-                <w:szCs w:val="20"/>
-              </w:rPr>
-              <w:commentReference w:id="19"/>
             </w:r>
           </w:p>
         </w:tc>
@@ -4913,7 +4892,7 @@
                 <w:rFonts w:ascii="Arial" w:hAnsi="Arial" w:cs="Arial"/>
               </w:rPr>
             </w:pPr>
-            <w:commentRangeStart w:id="20"/>
+            <w:commentRangeStart w:id="19"/>
             <w:r>
               <w:rPr>
                 <w:rFonts w:ascii="Arial" w:hAnsi="Arial" w:cs="Arial"/>
@@ -4936,7 +4915,7 @@
               </w:rPr>
               <w:t xml:space="preserve"> prekes ar paslaugas, Tiekėjas užtikrina, kad:</w:t>
             </w:r>
-            <w:commentRangeEnd w:id="20"/>
+            <w:commentRangeEnd w:id="19"/>
             <w:r>
               <w:rPr>
                 <w:rStyle w:val="CommentReference"/>
@@ -4944,7 +4923,7 @@
                 <w:sz w:val="20"/>
                 <w:szCs w:val="20"/>
               </w:rPr>
-              <w:commentReference w:id="20"/>
+              <w:commentReference w:id="19"/>
             </w:r>
           </w:p>
         </w:tc>
@@ -5206,6 +5185,7 @@
               <w:rPr>
                 <w:rFonts w:ascii="Arial" w:hAnsi="Arial" w:cs="Arial"/>
               </w:rPr>
+              <w:lastRenderedPageBreak/>
               <w:t>juridinio asmens vadovo patvirtintą juridinio asmens steigimo dokumentų kopiją,</w:t>
             </w:r>
           </w:p>
@@ -5286,14 +5266,7 @@
               <w:rPr>
                 <w:rFonts w:ascii="Arial" w:hAnsi="Arial" w:cs="Arial"/>
               </w:rPr>
-              <w:t xml:space="preserve">arba atitinkamus valstybės narės ar trečiosios šalies dokumentus, nurodančius tiekėją, jo subtiekėją, ūkio subjektą, kurio </w:t>
-            </w:r>
-            <w:r>
-              <w:rPr>
-                <w:rFonts w:ascii="Arial" w:hAnsi="Arial" w:cs="Arial"/>
-              </w:rPr>
-              <w:lastRenderedPageBreak/>
-              <w:t>pajėgumais remiamasi, tiekėjo siūlomų prekių gamintoją kontroliuojančius asmenis ir (arba) jų bei juos kontroliuojančių asmenų registracijos vietą.</w:t>
+              <w:t>arba atitinkamus valstybės narės ar trečiosios šalies dokumentus, nurodančius tiekėją, jo subtiekėją, ūkio subjektą, kurio pajėgumais remiamasi, tiekėjo siūlomų prekių gamintoją kontroliuojančius asmenis ir (arba) jų bei juos kontroliuojančių asmenų registracijos vietą.</w:t>
             </w:r>
           </w:p>
           <w:p>
@@ -5503,6 +5476,7 @@
               <w:rPr>
                 <w:rFonts w:ascii="Arial" w:hAnsi="Arial" w:cs="Arial"/>
               </w:rPr>
+              <w:lastRenderedPageBreak/>
               <w:t>6.2</w:t>
             </w:r>
           </w:p>
@@ -5549,15 +5523,7 @@
                 <w:rFonts w:ascii="Arial" w:hAnsi="Arial" w:cs="Arial"/>
                 <w:iCs/>
               </w:rPr>
-              <w:t xml:space="preserve">Jeigu paslaugų teikėjas ar jį kontroliuojantis asmuo yra nacionaliniam saugumui užtikrinti svarbi įmonė, valstybės įmonė, savivaldybės įmonė, taip pat valstybės valdoma bendrovė ir jų dukterinės bendrovės, išvardintos Nacionaliniam saugumui užtikrinti svarbių </w:t>
-            </w:r>
-            <w:r>
-              <w:rPr>
-                <w:rFonts w:ascii="Arial" w:hAnsi="Arial" w:cs="Arial"/>
-                <w:iCs/>
-              </w:rPr>
-              <w:lastRenderedPageBreak/>
-              <w:t>objektų apsaugos įstatyme, šių subjektų atžvilgiu šis reikalavimas netaikomas.</w:t>
+              <w:t>Jeigu paslaugų teikėjas ar jį kontroliuojantis asmuo yra nacionaliniam saugumui užtikrinti svarbi įmonė, valstybės įmonė, savivaldybės įmonė, taip pat valstybės valdoma bendrovė ir jų dukterinės bendrovės, išvardintos Nacionaliniam saugumui užtikrinti svarbių objektų apsaugos įstatyme, šių subjektų atžvilgiu šis reikalavimas netaikomas.</w:t>
             </w:r>
           </w:p>
         </w:tc>
@@ -5854,22 +5820,30 @@
                 <w:iCs/>
               </w:rPr>
             </w:pPr>
-            <w:commentRangeStart w:id="21"/>
+            <w:commentRangeStart w:id="20"/>
             <w:r>
               <w:rPr>
                 <w:rFonts w:ascii="Arial" w:hAnsi="Arial" w:cs="Arial"/>
                 <w:iCs/>
               </w:rPr>
-              <w:t>Pirkime negali dalyvauti Tiekėjai, Subtiekėjai, Tiekėjų grupės nariai, Ūkio subjektai, kurių pajėgumais remiamasi , kurie nėra registruoti (Tiekėjas, Tiekėjų grupės narys, Subtiekėjas, Ūkio subjektas, kurio pajėgumais remiamasi, Kvazisubtiekėjas, kuris yra fizinis asmuo – nuolat gyvenantis ar turintys pilietybę) Europos Sąjungos valstybėje narėje, Šiaurės Atlanto sutarties organizacijos valstybėje narėje ar trečiojoje šalyje, pasirašiusioje PĮ 29 straipsnio 4 dalyje nurodytus tarptautinius susitarimus.</w:t>
+              <w:t xml:space="preserve">Pirkime negali dalyvauti Tiekėjai, Subtiekėjai, Tiekėjų grupės nariai, Ūkio subjektai, kurių pajėgumais remiamasi , kurie nėra registruoti (Tiekėjas, Tiekėjų grupės narys, Subtiekėjas, Ūkio subjektas, kurio pajėgumais remiamasi, Kvazisubtiekėjas, kuris yra fizinis asmuo – nuolat gyvenantis ar turintys pilietybę) Europos Sąjungos valstybėje narėje, Šiaurės Atlanto </w:t>
             </w:r>
             <w:r>
               <w:rPr>
                 <w:rFonts w:ascii="Arial" w:hAnsi="Arial" w:cs="Arial"/>
                 <w:iCs/>
               </w:rPr>
+              <w:lastRenderedPageBreak/>
+              <w:t>sutarties organizacijos valstybėje narėje ar trečiojoje šalyje, pasirašiusioje PĮ 29 straipsnio 4 dalyje nurodytus tarptautinius susitarimus.</w:t>
+            </w:r>
+            <w:r>
+              <w:rPr>
+                <w:rFonts w:ascii="Arial" w:hAnsi="Arial" w:cs="Arial"/>
+                <w:iCs/>
+              </w:rPr>
               <w:tab/>
             </w:r>
-            <w:commentRangeEnd w:id="21"/>
+            <w:commentRangeEnd w:id="20"/>
             <w:r>
               <w:rPr>
                 <w:rStyle w:val="CommentReference"/>
@@ -5878,7 +5852,7 @@
                 <w:sz w:val="20"/>
                 <w:szCs w:val="20"/>
               </w:rPr>
-              <w:commentReference w:id="21"/>
+              <w:commentReference w:id="20"/>
             </w:r>
           </w:p>
         </w:tc>
@@ -5899,6 +5873,7 @@
               <w:rPr>
                 <w:rFonts w:ascii="Arial" w:hAnsi="Arial" w:cs="Arial"/>
               </w:rPr>
+              <w:lastRenderedPageBreak/>
               <w:t xml:space="preserve">Atitikimas reikalavimui turi būti deklaruojamas </w:t>
             </w:r>
             <w:r>
@@ -6029,15 +6004,7 @@
                 <w:rFonts w:ascii="Arial" w:hAnsi="Arial" w:cs="Arial"/>
                 <w:iCs/>
               </w:rPr>
-              <w:t xml:space="preserve"> ir 2023 m. birželio 29 d. EPSO-G valdybos patvirtinta </w:t>
-            </w:r>
-            <w:r>
-              <w:rPr>
-                <w:rFonts w:ascii="Arial" w:hAnsi="Arial" w:cs="Arial"/>
-                <w:iCs/>
-              </w:rPr>
-              <w:lastRenderedPageBreak/>
-              <w:t>EPSO-G įmonių grupės antikorupcinės veiklos politika</w:t>
+              <w:t xml:space="preserve"> ir 2023 m. birželio 29 d. EPSO-G valdybos patvirtinta EPSO-G įmonių grupės antikorupcinės veiklos politika</w:t>
             </w:r>
             <w:r>
               <w:rPr>
@@ -6080,7 +6047,6 @@
                 <w:rFonts w:ascii="Arial" w:hAnsi="Arial" w:cs="Arial"/>
                 <w:iCs/>
               </w:rPr>
-              <w:lastRenderedPageBreak/>
               <w:t>Atitikimas reikalavimui turi būti deklaruojamas Pasiūlyme (1 priedas).</w:t>
             </w:r>
           </w:p>
@@ -6380,7 +6346,7 @@
           <w:szCs w:val="20"/>
         </w:rPr>
       </w:pPr>
-      <w:bookmarkStart w:id="22" w:name="_Toc198543127"/>
+      <w:bookmarkStart w:id="21" w:name="_Toc198543127"/>
       <w:r>
         <w:rPr>
           <w:rFonts w:ascii="Arial" w:hAnsi="Arial" w:cs="Arial"/>
@@ -6399,7 +6365,7 @@
         </w:rPr>
         <w:t xml:space="preserve">. </w:t>
       </w:r>
-      <w:bookmarkStart w:id="23" w:name="_Toc192151392"/>
+      <w:bookmarkStart w:id="22" w:name="_Toc192151392"/>
       <w:r>
         <w:rPr>
           <w:rFonts w:ascii="Arial" w:hAnsi="Arial" w:cs="Arial"/>
@@ -6418,8 +6384,8 @@
         </w:rPr>
         <w:t>SOCIALINIAI REIKALAVIMAI</w:t>
       </w:r>
+      <w:bookmarkEnd w:id="21"/>
       <w:bookmarkEnd w:id="22"/>
-      <w:bookmarkEnd w:id="23"/>
     </w:p>
     <w:p>
       <w:pPr>
@@ -6624,7 +6590,6 @@
                 <w:b/>
                 <w:bCs/>
               </w:rPr>
-              <w:lastRenderedPageBreak/>
               <w:t>Eil. Nr.</w:t>
             </w:r>
           </w:p>
@@ -6918,7 +6883,16 @@
                 <w:i/>
                 <w:iCs/>
               </w:rPr>
-              <w:t>Dirbant pagal šį darbo režimą, darbuotojas privalo darbovietėje būti fiksuotomis darbo dienos valandomis, o kitas tos dienos valandas gali dirbti prieš ar po šių valandų. Paprastai fiksuotas darbo dienos valandas, kuriomis darbuotojas privalo dirbti darbovietėje, nustato darbdavys, o darbuotojas pats pasirenka kada atidirbs nefiksuotas darbo dienos valandas. Su darbdavio sutikimu yra galimybė perkelti neišdirbtas nefiksuotas darbo dienos valandas į kitą darbo dieną, nepažeidžiant maksimaliojo darbo laiko ir minimaliojo poilsio laiko reikalavimų.</w:t>
+              <w:t xml:space="preserve">Dirbant pagal šį darbo režimą, darbuotojas privalo darbovietėje būti fiksuotomis darbo dienos valandomis, o kitas tos dienos valandas </w:t>
+            </w:r>
+            <w:r>
+              <w:rPr>
+                <w:rFonts w:ascii="Arial" w:hAnsi="Arial" w:cs="Arial"/>
+                <w:i/>
+                <w:iCs/>
+              </w:rPr>
+              <w:lastRenderedPageBreak/>
+              <w:t>gali dirbti prieš ar po šių valandų. Paprastai fiksuotas darbo dienos valandas, kuriomis darbuotojas privalo dirbti darbovietėje, nustato darbdavys, o darbuotojas pats pasirenka kada atidirbs nefiksuotas darbo dienos valandas. Su darbdavio sutikimu yra galimybė perkelti neišdirbtas nefiksuotas darbo dienos valandas į kitą darbo dieną, nepažeidžiant maksimaliojo darbo laiko ir minimaliojo poilsio laiko reikalavimų.</w:t>
             </w:r>
             <w:r>
               <w:rPr>
@@ -6951,16 +6925,7 @@
                 <w:i/>
                 <w:iCs/>
               </w:rPr>
-              <w:t xml:space="preserve">Jeigu pasirenkamas individualus darbo laiko režimas, darbuotojas ir darbdavys dėl darbo laiko normos paskirstymo susitaria savo nuožiūra. Tik svarbu, kad nebūtų pažeisti </w:t>
-            </w:r>
-            <w:r>
-              <w:rPr>
-                <w:rFonts w:ascii="Arial" w:hAnsi="Arial" w:cs="Arial"/>
-                <w:i/>
-                <w:iCs/>
-              </w:rPr>
-              <w:lastRenderedPageBreak/>
-              <w:t>maksimaliojo darbo laiko ir minimaliojo poilsio laiko reikalavimai, pavyzdžiui, galima susitarti dirbti 4 dienas po 10 val. ir turėti 3 dienų savaitgalį.</w:t>
+              <w:t>Jeigu pasirenkamas individualus darbo laiko režimas, darbuotojas ir darbdavys dėl darbo laiko normos paskirstymo susitaria savo nuožiūra. Tik svarbu, kad nebūtų pažeisti maksimaliojo darbo laiko ir minimaliojo poilsio laiko reikalavimai, pavyzdžiui, galima susitarti dirbti 4 dienas po 10 val. ir turėti 3 dienų savaitgalį.</w:t>
             </w:r>
             <w:r>
               <w:rPr>
@@ -7230,7 +7195,14 @@
               <w:rPr>
                 <w:rFonts w:ascii="Arial" w:hAnsi="Arial" w:cs="Arial"/>
               </w:rPr>
-              <w:t>Jeigu tiekėjas taiko 4 punkte numatytą priemonę – patvirtintas darbo tvarkos taisykles arba nacionalinę (tarpšakinę), teritorinę, šakos (gamybos, paslaugų, profesinę), darbdavio ar darbovietės lygmens kolektyvinę sutartį arba kitą lygiavertį įpareigojančios formos dokumentą, pagal kurį tiekėjo darbuotojams, kurie tiesiogiai vykdys pirkimo sutartį, taikomos nurodytos šeimos ir darbo interesų derinimo priemonės;</w:t>
+              <w:t xml:space="preserve">Jeigu tiekėjas taiko 4 punkte numatytą priemonę – patvirtintas darbo tvarkos taisykles arba nacionalinę (tarpšakinę), teritorinę, šakos (gamybos, paslaugų, profesinę), darbdavio ar darbovietės lygmens kolektyvinę sutartį arba kitą lygiavertį įpareigojančios formos dokumentą, pagal kurį tiekėjo darbuotojams, kurie tiesiogiai vykdys pirkimo sutartį, taikomos nurodytos </w:t>
+            </w:r>
+            <w:r>
+              <w:rPr>
+                <w:rFonts w:ascii="Arial" w:hAnsi="Arial" w:cs="Arial"/>
+              </w:rPr>
+              <w:lastRenderedPageBreak/>
+              <w:t>šeimos ir darbo interesų derinimo priemonės;</w:t>
             </w:r>
           </w:p>
           <w:p>
@@ -7272,14 +7244,7 @@
               <w:rPr>
                 <w:rFonts w:ascii="Arial" w:hAnsi="Arial" w:cs="Arial"/>
               </w:rPr>
-              <w:t xml:space="preserve">Jeigu tiekėjas taiko 6 punkte numatytą priemonę – patvirtintas darbo tvarkos taisykles arba nacionalinę (tarpšakinę), </w:t>
-            </w:r>
-            <w:r>
-              <w:rPr>
-                <w:rFonts w:ascii="Arial" w:hAnsi="Arial" w:cs="Arial"/>
-              </w:rPr>
-              <w:lastRenderedPageBreak/>
-              <w:t>teritorinę, šakos (gamybos, paslaugų, profesinę), darbdavio ar darbovietės lygmens kolektyvinę sutartį arba kitą lygiavertį įpareigojančios formos dokumentą, pagal kurį tiekėjo darbuotojams, kurie tiesiogiai vykdys pirkimo sutartį, taikomos nurodytos šeimos ir darbo interesų derinimo priemonės;</w:t>
+              <w:t>Jeigu tiekėjas taiko 6 punkte numatytą priemonę – patvirtintas darbo tvarkos taisykles arba nacionalinę (tarpšakinę), teritorinę, šakos (gamybos, paslaugų, profesinę), darbdavio ar darbovietės lygmens kolektyvinę sutartį arba kitą lygiavertį įpareigojančios formos dokumentą, pagal kurį tiekėjo darbuotojams, kurie tiesiogiai vykdys pirkimo sutartį, taikomos nurodytos šeimos ir darbo interesų derinimo priemonės;</w:t>
             </w:r>
           </w:p>
           <w:p>
@@ -7324,7 +7289,19 @@
               <w:rPr>
                 <w:rFonts w:ascii="Arial" w:hAnsi="Arial" w:cs="Arial"/>
               </w:rPr>
-              <w:t>Jeigu tiekėjas taiko 8 punkte numatytą priemonę – įrodymus dėl suteikiamos kompensacijos už vaikų priežiūros paslaugas, už asmenų, kuriems nustatyta nuolatinė slauga ar priežiūra, slaugą / priežiūrą, pateikiant sutarties su teikiančiu vaiko priežiūros paslaugas / slaugos, priežiūros paslaugas asmeniu arba institucija kopiją, mokėjimo įvykdymo patvirtinimą (pavedimo kopiją) arba kitą lygiavertį dokumentą arba kitą lygiavertį įpareigojančios formos dokumentą, pagal kurį tiekėjo darbuotojams, kurie tiesiogiai vykdys pirkimo sutartį, taikomos nurodytos šeimos ir darbo interesų derinimo priemonės.</w:t>
+              <w:t>Jeigu tiekėjas taiko 8 punkte numatytą priemonę – įrodymus dėl suteikiamos kompensacijos</w:t>
+            </w:r>
+            <w:r>
+              <w:rPr>
+                <w:rFonts w:ascii="Arial" w:hAnsi="Arial" w:cs="Arial"/>
+              </w:rPr>
+              <w:t xml:space="preserve"> </w:t>
+            </w:r>
+            <w:r>
+              <w:rPr>
+                <w:rFonts w:ascii="Arial" w:hAnsi="Arial" w:cs="Arial"/>
+              </w:rPr>
+              <w:t>už asmenų, kuriems nustatyta nuolatinė slauga ar priežiūra, slaugą / priežiūrą, pateikiant sutarties su teikiančiu slaugos, priežiūros paslaugas asmeniu arba institucija kopiją, mokėjimo įvykdymo patvirtinimą (pavedimo kopiją) arba kitą lygiavertį dokumentą arba kitą lygiavertį įpareigojančios formos dokumentą, pagal kurį tiekėjo darbuotojams, kurie tiesiogiai vykdys pirkimo sutartį, taikomos nurodytos šeimos ir darbo interesų derinimo priemonės.</w:t>
             </w:r>
           </w:p>
         </w:tc>
@@ -7408,7 +7385,14 @@
               <w:rPr>
                 <w:rFonts w:ascii="Arial" w:hAnsi="Arial" w:cs="Arial"/>
               </w:rPr>
-              <w:t>. tiekėjas tiesiogiai pirkimo sutartį vykdančius darbuotojus draudžia papildomu sveikatos draudimu, kuris apima ir individualių konsultacijų su psichiatru bei psichoterapeutu paslaugas;</w:t>
+              <w:t xml:space="preserve">. tiekėjas tiesiogiai pirkimo sutartį vykdančius darbuotojus draudžia papildomu sveikatos </w:t>
+            </w:r>
+            <w:r>
+              <w:rPr>
+                <w:rFonts w:ascii="Arial" w:hAnsi="Arial" w:cs="Arial"/>
+              </w:rPr>
+              <w:lastRenderedPageBreak/>
+              <w:t>draudimu, kuris apima ir individualių konsultacijų su psichiatru bei psichoterapeutu paslaugas;</w:t>
             </w:r>
           </w:p>
           <w:p>
@@ -7461,6 +7445,7 @@
                 <w:b/>
                 <w:bCs/>
               </w:rPr>
+              <w:lastRenderedPageBreak/>
               <w:t xml:space="preserve">Atitikimas reikalavimui turi būti deklaruojamas Pasiūlyme </w:t>
             </w:r>
             <w:r>
@@ -7546,7 +7531,14 @@
               <w:rPr>
                 <w:rFonts w:ascii="Arial" w:hAnsi="Arial" w:cs="Arial"/>
               </w:rPr>
-              <w:t xml:space="preserve">galiojančią sutartį dėl papildomo sveikatos draudimo, arba psichologinės pagalbos teikimo. </w:t>
+              <w:t xml:space="preserve">galiojančią sutartį dėl papildomo sveikatos draudimo, arba psichologinės </w:t>
+            </w:r>
+            <w:r>
+              <w:rPr>
+                <w:rFonts w:ascii="Arial" w:hAnsi="Arial" w:cs="Arial"/>
+              </w:rPr>
+              <w:lastRenderedPageBreak/>
+              <w:t xml:space="preserve">pagalbos teikimo. </w:t>
             </w:r>
             <w:r>
               <w:rPr>
@@ -7570,7 +7562,7 @@
           <w:szCs w:val="20"/>
         </w:rPr>
       </w:pPr>
-      <w:bookmarkStart w:id="24" w:name="_Toc198543128"/>
+      <w:bookmarkStart w:id="23" w:name="_Toc198543128"/>
       <w:r>
         <w:rPr>
           <w:rFonts w:ascii="Arial" w:hAnsi="Arial" w:cs="Arial"/>
@@ -7578,6 +7570,7 @@
           <w:sz w:val="20"/>
           <w:szCs w:val="20"/>
         </w:rPr>
+        <w:lastRenderedPageBreak/>
         <w:t>6</w:t>
       </w:r>
       <w:r>
@@ -7616,7 +7609,7 @@
         </w:rPr>
         <w:t>TEIKIMAS</w:t>
       </w:r>
-      <w:bookmarkEnd w:id="24"/>
+      <w:bookmarkEnd w:id="23"/>
     </w:p>
     <w:p>
       <w:pPr>
@@ -7698,20 +7691,16 @@
         <w:rPr>
           <w:rFonts w:ascii="Arial" w:eastAsia="Arial" w:hAnsi="Arial" w:cs="Arial"/>
         </w:rPr>
-        <w:t xml:space="preserve">iekėjo CVP IS priemonėmis pateiktų dokumentų visuma (įskaitant konkretaus pasiūlymo paaiškinimus (jei tokių bus)). </w:t>
-      </w:r>
-    </w:p>
-    <w:p>
-      <w:pPr>
-        <w:tabs>
-          <w:tab w:val="left" w:pos="1276"/>
-        </w:tabs>
+        <w:t xml:space="preserve">iekėjo CVP IS priemonėmis pateiktų dokumentų visuma </w:t>
+      </w:r>
+    </w:p>
+    <w:p>
+      <w:pPr>
         <w:spacing w:line="295" w:lineRule="auto"/>
         <w:ind w:firstLine="426"/>
         <w:jc w:val="both"/>
         <w:rPr>
           <w:rFonts w:ascii="Arial" w:eastAsia="Arial" w:hAnsi="Arial" w:cs="Arial"/>
-          <w:lang w:val="en-US"/>
         </w:rPr>
       </w:pPr>
       <w:r>
@@ -7724,95 +7713,31 @@
         <w:rPr>
           <w:rFonts w:ascii="Arial" w:eastAsia="Arial" w:hAnsi="Arial" w:cs="Arial"/>
         </w:rPr>
-        <w:t xml:space="preserve">.2. </w:t>
-      </w:r>
-      <w:r>
-        <w:rPr>
-          <w:rFonts w:ascii="Arial" w:eastAsia="Arial" w:hAnsi="Arial" w:cs="Arial"/>
-        </w:rPr>
-        <w:t xml:space="preserve">Tiekėjas </w:t>
-      </w:r>
-      <w:r>
-        <w:rPr>
-          <w:rFonts w:ascii="Arial" w:eastAsia="Arial" w:hAnsi="Arial" w:cs="Arial"/>
-        </w:rPr>
-        <w:t xml:space="preserve">su </w:t>
-      </w:r>
-      <w:r>
-        <w:rPr>
-          <w:rFonts w:ascii="Arial" w:eastAsia="Arial" w:hAnsi="Arial" w:cs="Arial"/>
-        </w:rPr>
-        <w:t>k</w:t>
-      </w:r>
-      <w:r>
-        <w:rPr>
-          <w:rFonts w:ascii="Arial" w:eastAsia="Arial" w:hAnsi="Arial" w:cs="Arial"/>
-        </w:rPr>
-        <w:t>onkre</w:t>
-      </w:r>
-      <w:r>
-        <w:rPr>
-          <w:rFonts w:ascii="Arial" w:eastAsia="Arial" w:hAnsi="Arial" w:cs="Arial"/>
-        </w:rPr>
-        <w:t>čiu</w:t>
-      </w:r>
-      <w:r>
-        <w:rPr>
-          <w:rFonts w:ascii="Arial" w:eastAsia="Arial" w:hAnsi="Arial" w:cs="Arial"/>
-        </w:rPr>
-        <w:t xml:space="preserve"> pasiūlym</w:t>
-      </w:r>
-      <w:r>
-        <w:rPr>
-          <w:rFonts w:ascii="Arial" w:eastAsia="Arial" w:hAnsi="Arial" w:cs="Arial"/>
-        </w:rPr>
-        <w:t>u</w:t>
-      </w:r>
-      <w:r>
-        <w:rPr>
-          <w:rFonts w:ascii="Arial" w:eastAsia="Arial" w:hAnsi="Arial" w:cs="Arial"/>
-        </w:rPr>
-        <w:t xml:space="preserve"> prival</w:t>
-      </w:r>
-      <w:r>
-        <w:rPr>
-          <w:rFonts w:ascii="Arial" w:eastAsia="Arial" w:hAnsi="Arial" w:cs="Arial"/>
-        </w:rPr>
-        <w:t>o</w:t>
-      </w:r>
-      <w:r>
-        <w:rPr>
-          <w:rFonts w:ascii="Arial" w:eastAsia="Arial" w:hAnsi="Arial" w:cs="Arial"/>
-        </w:rPr>
-        <w:t xml:space="preserve"> pateikti užpildytą </w:t>
-      </w:r>
-      <w:r>
-        <w:rPr>
-          <w:rFonts w:ascii="Arial" w:eastAsia="Arial" w:hAnsi="Arial" w:cs="Arial"/>
-          <w:color w:val="FF0000"/>
-        </w:rPr>
-        <w:t xml:space="preserve">KPS </w:t>
-      </w:r>
-      <w:r>
-        <w:rPr>
-          <w:rFonts w:ascii="Arial" w:eastAsia="Arial" w:hAnsi="Arial" w:cs="Arial"/>
-          <w:color w:val="FF0000"/>
-          <w:lang w:val="en-US"/>
-        </w:rPr>
-        <w:t>3</w:t>
-      </w:r>
-      <w:r>
-        <w:rPr>
-          <w:rFonts w:ascii="Arial" w:eastAsia="Arial" w:hAnsi="Arial" w:cs="Arial"/>
-          <w:color w:val="FF0000"/>
-        </w:rPr>
-        <w:t xml:space="preserve"> priedą </w:t>
-      </w:r>
-      <w:r>
-        <w:rPr>
-          <w:rFonts w:ascii="Arial" w:eastAsia="Arial" w:hAnsi="Arial" w:cs="Arial"/>
-        </w:rPr>
-        <w:t>„Konfidenciali informacija“.</w:t>
+        <w:t>.</w:t>
+      </w:r>
+      <w:r>
+        <w:rPr>
+          <w:rFonts w:ascii="Arial" w:eastAsia="Arial" w:hAnsi="Arial" w:cs="Arial"/>
+        </w:rPr>
+        <w:t>2</w:t>
+      </w:r>
+      <w:r>
+        <w:rPr>
+          <w:rFonts w:ascii="Arial" w:eastAsia="Arial" w:hAnsi="Arial" w:cs="Arial"/>
+        </w:rPr>
+        <w:t>. Konkretūs pasiūlymai turi būti pateikti CVP IS priemonėmis iki konkrečių pasiūlymų pateikimo termino pabaigos.</w:t>
+      </w:r>
+      <w:r>
+        <w:rPr>
+          <w:rFonts w:ascii="Arial" w:eastAsia="Arial" w:hAnsi="Arial" w:cs="Arial"/>
+        </w:rPr>
+        <w:t xml:space="preserve"> Perkantysis subjektas </w:t>
+      </w:r>
+      <w:r>
+        <w:rPr>
+          <w:rFonts w:ascii="Arial" w:eastAsia="Arial" w:hAnsi="Arial" w:cs="Arial"/>
+        </w:rPr>
+        <w:t>turi teisę pratęsti konkrečių pasiūlymų pateikimo terminą ir privalo tai padaryti esant PĮ 53 straipsnio 4 dalyje nustatytais atvejais. Apie naują konkrečių pasiūlymų pateikimo terminą CVP IS susirašinėjimo priemonėmis vienu metu informuojami visi tiekėjai, kuriems buvo išsiųstas kvietimas pateikti konkretų pasiūlymą.</w:t>
       </w:r>
     </w:p>
     <w:p>
@@ -7834,26 +7759,43 @@
         <w:rPr>
           <w:rFonts w:ascii="Arial" w:eastAsia="Arial" w:hAnsi="Arial" w:cs="Arial"/>
         </w:rPr>
-        <w:t>.3. Konkretūs pasiūlymai turi būti pateikti CVP IS priemonėmis iki konkrečių pasiūlymų pateikimo termino pabaigos.</w:t>
-      </w:r>
-      <w:r>
-        <w:rPr>
-          <w:rFonts w:ascii="Arial" w:eastAsia="Arial" w:hAnsi="Arial" w:cs="Arial"/>
-        </w:rPr>
-        <w:t xml:space="preserve"> Perkantysis subjektas </w:t>
-      </w:r>
-      <w:r>
-        <w:rPr>
-          <w:rFonts w:ascii="Arial" w:eastAsia="Arial" w:hAnsi="Arial" w:cs="Arial"/>
-        </w:rPr>
-        <w:t xml:space="preserve">turi teisę pratęsti konkrečių pasiūlymų pateikimo terminą ir privalo tai padaryti esant PĮ 53 straipsnio 4 dalyje nustatytais atvejais. Apie naują konkrečių pasiūlymų pateikimo terminą CVP IS </w:t>
-      </w:r>
-      <w:r>
-        <w:rPr>
-          <w:rFonts w:ascii="Arial" w:eastAsia="Arial" w:hAnsi="Arial" w:cs="Arial"/>
-        </w:rPr>
-        <w:lastRenderedPageBreak/>
-        <w:t>susirašinėjimo priemonėmis vienu metu informuojami visi tiekėjai, kuriems buvo išsiųstas kvietimas pateikti konkretų pasiūlymą.</w:t>
+        <w:t>.</w:t>
+      </w:r>
+      <w:r>
+        <w:rPr>
+          <w:rFonts w:ascii="Arial" w:eastAsia="Arial" w:hAnsi="Arial" w:cs="Arial"/>
+        </w:rPr>
+        <w:t>3</w:t>
+      </w:r>
+      <w:r>
+        <w:rPr>
+          <w:rFonts w:ascii="Arial" w:eastAsia="Arial" w:hAnsi="Arial" w:cs="Arial"/>
+        </w:rPr>
+        <w:t xml:space="preserve">. Konkretūs pasiūlymai turi būti rengiami, susirašinėjimas tarp tiekėjo ir </w:t>
+      </w:r>
+      <w:r>
+        <w:rPr>
+          <w:rFonts w:ascii="Arial" w:eastAsia="Arial" w:hAnsi="Arial" w:cs="Arial"/>
+        </w:rPr>
+        <w:t xml:space="preserve">Perkančiojo subjekto </w:t>
+      </w:r>
+      <w:r>
+        <w:rPr>
+          <w:rFonts w:ascii="Arial" w:eastAsia="Arial" w:hAnsi="Arial" w:cs="Arial"/>
+        </w:rPr>
+        <w:t xml:space="preserve">vykdomas – lietuvių arba anglų kalbomis. Jei kurie nors su konkrečiu pasiūlymu teikiami dokumentai parengti ne lietuvių arba anglų kalba, turi būti pateiktas tikslus vertimas į lietuvių arba anglų kalbą. Kilus ginčui, kai kuris nors dokumentas yra parengtas kita, nei pirkimo dokumentuose reikalaujama kalba, pirmenybė yra teikiama dokumentams ar dokumentų vertimui lietuvių arba anglų kalba, išskyrus konkretaus pasiūlymo galiojimo užtikrinimo dokumentą, kai pirmenybė teikiama originaliam tekstui. Kilus įtarimų dėl konkrečiame pasiūlyme pateikto dokumento vertimo kokybės ir (ar) jo atitikties dokumento originalo turiniui, </w:t>
+      </w:r>
+      <w:r>
+        <w:rPr>
+          <w:rFonts w:ascii="Arial" w:eastAsia="Arial" w:hAnsi="Arial" w:cs="Arial"/>
+        </w:rPr>
+        <w:t xml:space="preserve">Perkantysis subjektas </w:t>
+      </w:r>
+      <w:r>
+        <w:rPr>
+          <w:rFonts w:ascii="Arial" w:eastAsia="Arial" w:hAnsi="Arial" w:cs="Arial"/>
+        </w:rPr>
+        <w:t>pasilieka teisę reikalauti pateikti vertėjo parašu ir vertimų biuro antspaudu (jei turi) patvirtintą šio dokumento vertimą ir (arba) nurodyti, kad vertimą atlikusio asmens parašas būtų patvirtintas notariškai.</w:t>
       </w:r>
     </w:p>
     <w:p>
@@ -7875,31 +7817,55 @@
         <w:rPr>
           <w:rFonts w:ascii="Arial" w:eastAsia="Arial" w:hAnsi="Arial" w:cs="Arial"/>
         </w:rPr>
-        <w:t xml:space="preserve">.4. Konkretūs pasiūlymai turi būti rengiami, susirašinėjimas tarp tiekėjo ir </w:t>
-      </w:r>
-      <w:r>
-        <w:rPr>
-          <w:rFonts w:ascii="Arial" w:eastAsia="Arial" w:hAnsi="Arial" w:cs="Arial"/>
-        </w:rPr>
-        <w:t xml:space="preserve">Perkančiojo subjekto </w:t>
-      </w:r>
-      <w:r>
-        <w:rPr>
-          <w:rFonts w:ascii="Arial" w:eastAsia="Arial" w:hAnsi="Arial" w:cs="Arial"/>
-        </w:rPr>
-        <w:t xml:space="preserve">vykdomas – lietuvių arba anglų kalbomis. Jei kurie nors su konkrečiu pasiūlymu teikiami dokumentai parengti ne lietuvių arba anglų kalba, turi būti pateiktas tikslus vertimas į lietuvių arba anglų kalbą. Kilus ginčui, kai kuris nors dokumentas yra parengtas kita, nei pirkimo dokumentuose reikalaujama kalba, pirmenybė yra teikiama dokumentams ar dokumentų vertimui lietuvių arba anglų kalba, išskyrus konkretaus pasiūlymo galiojimo užtikrinimo dokumentą, kai pirmenybė teikiama originaliam tekstui. Kilus įtarimų dėl konkrečiame pasiūlyme pateikto dokumento vertimo kokybės ir (ar) jo atitikties dokumento originalo turiniui, </w:t>
-      </w:r>
-      <w:r>
-        <w:rPr>
-          <w:rFonts w:ascii="Arial" w:eastAsia="Arial" w:hAnsi="Arial" w:cs="Arial"/>
-        </w:rPr>
-        <w:t xml:space="preserve">Perkantysis subjektas </w:t>
-      </w:r>
-      <w:r>
-        <w:rPr>
-          <w:rFonts w:ascii="Arial" w:eastAsia="Arial" w:hAnsi="Arial" w:cs="Arial"/>
-        </w:rPr>
-        <w:t>pasilieka teisę reikalauti pateikti vertėjo parašu ir vertimų biuro antspaudu (jei turi) patvirtintą šio dokumento vertimą ir (arba) nurodyti, kad vertimą atlikusio asmens parašas būtų patvirtintas notariškai.</w:t>
+        <w:t>.</w:t>
+      </w:r>
+      <w:r>
+        <w:rPr>
+          <w:rFonts w:ascii="Arial" w:eastAsia="Arial" w:hAnsi="Arial" w:cs="Arial"/>
+        </w:rPr>
+        <w:t>4</w:t>
+      </w:r>
+      <w:r>
+        <w:rPr>
+          <w:rFonts w:ascii="Arial" w:eastAsia="Arial" w:hAnsi="Arial" w:cs="Arial"/>
+        </w:rPr>
+        <w:t xml:space="preserve">. Kiekvienas </w:t>
+      </w:r>
+      <w:r>
+        <w:rPr>
+          <w:rFonts w:ascii="Arial" w:eastAsia="Arial" w:hAnsi="Arial" w:cs="Arial"/>
+        </w:rPr>
+        <w:t>T</w:t>
+      </w:r>
+      <w:r>
+        <w:rPr>
+          <w:rFonts w:ascii="Arial" w:eastAsia="Arial" w:hAnsi="Arial" w:cs="Arial"/>
+        </w:rPr>
+        <w:t xml:space="preserve">iekėjas viename konkrečiame pirkime gali pateikti tik vieną konkretų pasiūlymą </w:t>
+      </w:r>
+      <w:r>
+        <w:rPr>
+          <w:rFonts w:ascii="Arial" w:eastAsia="Arial" w:hAnsi="Arial" w:cs="Arial"/>
+        </w:rPr>
+        <w:t xml:space="preserve">individualiai </w:t>
+      </w:r>
+      <w:r>
+        <w:rPr>
+          <w:rFonts w:ascii="Arial" w:eastAsia="Arial" w:hAnsi="Arial" w:cs="Arial"/>
+        </w:rPr>
+        <w:t xml:space="preserve">arba kaip </w:t>
+      </w:r>
+      <w:r>
+        <w:rPr>
+          <w:rFonts w:ascii="Arial" w:eastAsia="Arial" w:hAnsi="Arial" w:cs="Arial"/>
+        </w:rPr>
+        <w:t xml:space="preserve">tiekėjų </w:t>
+      </w:r>
+      <w:r>
+        <w:rPr>
+          <w:rFonts w:ascii="Arial" w:eastAsia="Arial" w:hAnsi="Arial" w:cs="Arial"/>
+        </w:rPr>
+        <w:t>grupės narys. Pateikus daugiau nei vieną konkretų pasiūlymą, visi tokie pasiūlymai bus atmesti.</w:t>
       </w:r>
     </w:p>
     <w:p>
@@ -7921,7 +7887,19 @@
         <w:rPr>
           <w:rFonts w:ascii="Arial" w:eastAsia="Arial" w:hAnsi="Arial" w:cs="Arial"/>
         </w:rPr>
-        <w:t xml:space="preserve">.5. Kiekvienas </w:t>
+        <w:t>.</w:t>
+      </w:r>
+      <w:r>
+        <w:rPr>
+          <w:rFonts w:ascii="Arial" w:eastAsia="Arial" w:hAnsi="Arial" w:cs="Arial"/>
+        </w:rPr>
+        <w:t>5</w:t>
+      </w:r>
+      <w:r>
+        <w:rPr>
+          <w:rFonts w:ascii="Arial" w:eastAsia="Arial" w:hAnsi="Arial" w:cs="Arial"/>
+        </w:rPr>
+        <w:t xml:space="preserve">. Jeigu konkretų pasiūlymą teikia </w:t>
       </w:r>
       <w:r>
         <w:rPr>
@@ -7933,31 +7911,25 @@
         <w:rPr>
           <w:rFonts w:ascii="Arial" w:eastAsia="Arial" w:hAnsi="Arial" w:cs="Arial"/>
         </w:rPr>
-        <w:t xml:space="preserve">iekėjas viename konkrečiame pirkime gali pateikti tik vieną konkretų pasiūlymą </w:t>
-      </w:r>
-      <w:r>
-        <w:rPr>
-          <w:rFonts w:ascii="Arial" w:eastAsia="Arial" w:hAnsi="Arial" w:cs="Arial"/>
-        </w:rPr>
-        <w:t xml:space="preserve">individualiai </w:t>
-      </w:r>
-      <w:r>
-        <w:rPr>
-          <w:rFonts w:ascii="Arial" w:eastAsia="Arial" w:hAnsi="Arial" w:cs="Arial"/>
-        </w:rPr>
-        <w:t xml:space="preserve">arba kaip </w:t>
-      </w:r>
-      <w:r>
-        <w:rPr>
-          <w:rFonts w:ascii="Arial" w:eastAsia="Arial" w:hAnsi="Arial" w:cs="Arial"/>
-        </w:rPr>
-        <w:t xml:space="preserve">tiekėjų </w:t>
-      </w:r>
-      <w:r>
-        <w:rPr>
-          <w:rFonts w:ascii="Arial" w:eastAsia="Arial" w:hAnsi="Arial" w:cs="Arial"/>
-        </w:rPr>
-        <w:t>grupės narys. Pateikus daugiau nei vieną konkretų pasiūlymą, visi tokie pasiūlymai bus atmesti.</w:t>
+        <w:t xml:space="preserve">iekėjas, kuris yra </w:t>
+      </w:r>
+      <w:r>
+        <w:rPr>
+          <w:rFonts w:ascii="Arial" w:eastAsia="Arial" w:hAnsi="Arial" w:cs="Arial"/>
+        </w:rPr>
+        <w:t>T</w:t>
+      </w:r>
+      <w:r>
+        <w:rPr>
+          <w:rFonts w:ascii="Arial" w:eastAsia="Arial" w:hAnsi="Arial" w:cs="Arial"/>
+        </w:rPr>
+        <w:t xml:space="preserve">iekėjų </w:t>
+      </w:r>
+      <w:r>
+        <w:rPr>
+          <w:rFonts w:ascii="Arial" w:eastAsia="Arial" w:hAnsi="Arial" w:cs="Arial"/>
+        </w:rPr>
+        <w:t>grupė, kuriai buvo leista dalyvauti DPS, kartu su pasiūlymu ši grupė turi pateikti jungtinės veiklos sutarties kopiją. Jungtinės veiklos sutartyje privalo būti nurodyta:</w:t>
       </w:r>
     </w:p>
     <w:p>
@@ -7985,7 +7957,13 @@
         <w:rPr>
           <w:rFonts w:ascii="Arial" w:eastAsia="Arial" w:hAnsi="Arial" w:cs="Arial"/>
         </w:rPr>
-        <w:t xml:space="preserve">6. Jeigu konkretų pasiūlymą teikia </w:t>
+        <w:t>5</w:t>
+      </w:r>
+      <w:r>
+        <w:rPr>
+          <w:rFonts w:ascii="Arial" w:eastAsia="Arial" w:hAnsi="Arial" w:cs="Arial"/>
+        </w:rPr>
+        <w:t xml:space="preserve">.1. </w:t>
       </w:r>
       <w:r>
         <w:rPr>
@@ -7997,25 +7975,25 @@
         <w:rPr>
           <w:rFonts w:ascii="Arial" w:eastAsia="Arial" w:hAnsi="Arial" w:cs="Arial"/>
         </w:rPr>
-        <w:t xml:space="preserve">iekėjas, kuris yra </w:t>
-      </w:r>
-      <w:r>
-        <w:rPr>
-          <w:rFonts w:ascii="Arial" w:eastAsia="Arial" w:hAnsi="Arial" w:cs="Arial"/>
-        </w:rPr>
-        <w:t>T</w:t>
-      </w:r>
-      <w:r>
-        <w:rPr>
-          <w:rFonts w:ascii="Arial" w:eastAsia="Arial" w:hAnsi="Arial" w:cs="Arial"/>
-        </w:rPr>
         <w:t xml:space="preserve">iekėjų </w:t>
       </w:r>
       <w:r>
         <w:rPr>
           <w:rFonts w:ascii="Arial" w:eastAsia="Arial" w:hAnsi="Arial" w:cs="Arial"/>
         </w:rPr>
-        <w:t>grupė, kuriai buvo leista dalyvauti DPS, kartu su pasiūlymu ši grupė turi pateikti jungtinės veiklos sutarties kopiją. Jungtinės veiklos sutartyje privalo būti nurodyta:</w:t>
+        <w:t xml:space="preserve">grupės sudėtis ir </w:t>
+      </w:r>
+      <w:r>
+        <w:rPr>
+          <w:rFonts w:ascii="Arial" w:eastAsia="Arial" w:hAnsi="Arial" w:cs="Arial"/>
+        </w:rPr>
+        <w:t>kiekvienos šios sutarties šalies įsipareigojimai ir šių įsipareigojimų procentinė dalis vykdant numatomą sudaryti Sutartį</w:t>
+      </w:r>
+      <w:r>
+        <w:rPr>
+          <w:rFonts w:ascii="Arial" w:eastAsia="Arial" w:hAnsi="Arial" w:cs="Arial"/>
+        </w:rPr>
+        <w:t>;</w:t>
       </w:r>
     </w:p>
     <w:p>
@@ -8043,31 +8021,37 @@
         <w:rPr>
           <w:rFonts w:ascii="Arial" w:eastAsia="Arial" w:hAnsi="Arial" w:cs="Arial"/>
         </w:rPr>
-        <w:t xml:space="preserve">6.1. </w:t>
-      </w:r>
-      <w:r>
-        <w:rPr>
-          <w:rFonts w:ascii="Arial" w:eastAsia="Arial" w:hAnsi="Arial" w:cs="Arial"/>
-        </w:rPr>
-        <w:t>T</w:t>
-      </w:r>
-      <w:r>
-        <w:rPr>
-          <w:rFonts w:ascii="Arial" w:eastAsia="Arial" w:hAnsi="Arial" w:cs="Arial"/>
-        </w:rPr>
-        <w:t xml:space="preserve">iekėjų </w:t>
-      </w:r>
-      <w:r>
-        <w:rPr>
-          <w:rFonts w:ascii="Arial" w:eastAsia="Arial" w:hAnsi="Arial" w:cs="Arial"/>
-        </w:rPr>
-        <w:t xml:space="preserve">grupės sudėtis ir </w:t>
-      </w:r>
-      <w:r>
-        <w:rPr>
-          <w:rFonts w:ascii="Arial" w:eastAsia="Arial" w:hAnsi="Arial" w:cs="Arial"/>
-        </w:rPr>
-        <w:t>kiekvienos šios sutarties šalies įsipareigojimai ir šių įsipareigojimų procentinė dalis vykdant numatomą sudaryti Sutartį</w:t>
+        <w:t>5</w:t>
+      </w:r>
+      <w:r>
+        <w:rPr>
+          <w:rFonts w:ascii="Arial" w:eastAsia="Arial" w:hAnsi="Arial" w:cs="Arial"/>
+        </w:rPr>
+        <w:t>.2.</w:t>
+      </w:r>
+      <w:r>
+        <w:rPr>
+          <w:rFonts w:ascii="Arial" w:hAnsi="Arial" w:cs="Arial"/>
+        </w:rPr>
+        <w:t xml:space="preserve"> </w:t>
+      </w:r>
+      <w:r>
+        <w:rPr>
+          <w:rFonts w:ascii="Arial" w:eastAsia="Arial" w:hAnsi="Arial" w:cs="Arial"/>
+        </w:rPr>
+        <w:t>solidari</w:t>
+      </w:r>
+      <w:r>
+        <w:rPr>
+          <w:rFonts w:ascii="Arial" w:eastAsia="Arial" w:hAnsi="Arial" w:cs="Arial"/>
+        </w:rPr>
+        <w:t>oji</w:t>
+      </w:r>
+      <w:r>
+        <w:rPr>
+          <w:rFonts w:ascii="Arial" w:eastAsia="Arial" w:hAnsi="Arial" w:cs="Arial"/>
+        </w:rPr>
+        <w:t xml:space="preserve"> visų šios sutarties šalių atsakomybė už prievolių Perkančiajam subjektui pagal Sutartį nevykdymą</w:t>
       </w:r>
       <w:r>
         <w:rPr>
@@ -8101,11 +8085,83 @@
         <w:rPr>
           <w:rFonts w:ascii="Arial" w:eastAsia="Arial" w:hAnsi="Arial" w:cs="Arial"/>
         </w:rPr>
-        <w:t>6.2.</w:t>
-      </w:r>
-      <w:r>
-        <w:rPr>
-          <w:rFonts w:ascii="Arial" w:hAnsi="Arial" w:cs="Arial"/>
+        <w:t>5</w:t>
+      </w:r>
+      <w:r>
+        <w:rPr>
+          <w:rFonts w:ascii="Arial" w:eastAsia="Arial" w:hAnsi="Arial" w:cs="Arial"/>
+        </w:rPr>
+        <w:t>.3</w:t>
+      </w:r>
+      <w:r>
+        <w:rPr>
+          <w:rFonts w:ascii="Arial" w:eastAsia="Arial" w:hAnsi="Arial" w:cs="Arial"/>
+        </w:rPr>
+        <w:t xml:space="preserve"> jos dalyvių įgaliojimai atstovauti Tiekėjų grupę bendraujant su Perkančiuoju subjektu Pirkimo procedūrų metu kylančiais klausimais (</w:t>
+      </w:r>
+      <w:r>
+        <w:rPr>
+          <w:rFonts w:ascii="Arial" w:eastAsia="Arial" w:hAnsi="Arial" w:cs="Arial"/>
+        </w:rPr>
+        <w:t>k</w:t>
+      </w:r>
+      <w:r>
+        <w:rPr>
+          <w:rFonts w:ascii="Arial" w:eastAsia="Arial" w:hAnsi="Arial" w:cs="Arial"/>
+        </w:rPr>
+        <w:t>onkre</w:t>
+      </w:r>
+      <w:r>
+        <w:rPr>
+          <w:rFonts w:ascii="Arial" w:eastAsia="Arial" w:hAnsi="Arial" w:cs="Arial"/>
+        </w:rPr>
+        <w:t>taus</w:t>
+      </w:r>
+      <w:r>
+        <w:rPr>
+          <w:rFonts w:ascii="Arial" w:eastAsia="Arial" w:hAnsi="Arial" w:cs="Arial"/>
+        </w:rPr>
+        <w:t xml:space="preserve"> pasiūlym</w:t>
+      </w:r>
+      <w:r>
+        <w:rPr>
+          <w:rFonts w:ascii="Arial" w:eastAsia="Arial" w:hAnsi="Arial" w:cs="Arial"/>
+        </w:rPr>
+        <w:t>o</w:t>
+      </w:r>
+      <w:r>
+        <w:rPr>
+          <w:rFonts w:ascii="Arial" w:eastAsia="Arial" w:hAnsi="Arial" w:cs="Arial"/>
+        </w:rPr>
+        <w:t xml:space="preserve"> pateikimu, j</w:t>
+      </w:r>
+      <w:r>
+        <w:rPr>
+          <w:rFonts w:ascii="Arial" w:eastAsia="Arial" w:hAnsi="Arial" w:cs="Arial"/>
+        </w:rPr>
+        <w:t>o</w:t>
+      </w:r>
+      <w:r>
+        <w:rPr>
+          <w:rFonts w:ascii="Arial" w:eastAsia="Arial" w:hAnsi="Arial" w:cs="Arial"/>
+        </w:rPr>
+        <w:t xml:space="preserve"> nagrinėjimu ar vertinimu, kitos su </w:t>
+      </w:r>
+      <w:r>
+        <w:rPr>
+          <w:rFonts w:ascii="Arial" w:eastAsia="Arial" w:hAnsi="Arial" w:cs="Arial"/>
+        </w:rPr>
+        <w:t>konkretaus p</w:t>
+      </w:r>
+      <w:r>
+        <w:rPr>
+          <w:rFonts w:ascii="Arial" w:eastAsia="Arial" w:hAnsi="Arial" w:cs="Arial"/>
+        </w:rPr>
+        <w:t>irkimo</w:t>
+      </w:r>
+      <w:r>
+        <w:rPr>
+          <w:rFonts w:ascii="Arial" w:eastAsia="Arial" w:hAnsi="Arial" w:cs="Arial"/>
         </w:rPr>
         <w:t xml:space="preserve"> </w:t>
       </w:r>
@@ -8113,25 +8169,7 @@
         <w:rPr>
           <w:rFonts w:ascii="Arial" w:eastAsia="Arial" w:hAnsi="Arial" w:cs="Arial"/>
         </w:rPr>
-        <w:t>solidari</w:t>
-      </w:r>
-      <w:r>
-        <w:rPr>
-          <w:rFonts w:ascii="Arial" w:eastAsia="Arial" w:hAnsi="Arial" w:cs="Arial"/>
-        </w:rPr>
-        <w:t>oji</w:t>
-      </w:r>
-      <w:r>
-        <w:rPr>
-          <w:rFonts w:ascii="Arial" w:eastAsia="Arial" w:hAnsi="Arial" w:cs="Arial"/>
-        </w:rPr>
-        <w:t xml:space="preserve"> visų šios sutarties šalių atsakomybė už prievolių Perkančiajam subjektui pagal Sutartį nevykdymą</w:t>
-      </w:r>
-      <w:r>
-        <w:rPr>
-          <w:rFonts w:ascii="Arial" w:eastAsia="Arial" w:hAnsi="Arial" w:cs="Arial"/>
-        </w:rPr>
-        <w:t>;</w:t>
+        <w:t>vykdymo klausimais susijusios informacijos teikimu).</w:t>
       </w:r>
     </w:p>
     <w:p>
@@ -8146,98 +8184,42 @@
       <w:r>
         <w:rPr>
           <w:rFonts w:ascii="Arial" w:eastAsia="Arial" w:hAnsi="Arial" w:cs="Arial"/>
+          <w:lang w:val="en-US"/>
         </w:rPr>
         <w:t>6</w:t>
       </w:r>
       <w:r>
         <w:rPr>
           <w:rFonts w:ascii="Arial" w:eastAsia="Arial" w:hAnsi="Arial" w:cs="Arial"/>
+          <w:lang w:val="en-US"/>
         </w:rPr>
         <w:t>.</w:t>
       </w:r>
       <w:r>
         <w:rPr>
           <w:rFonts w:ascii="Arial" w:eastAsia="Arial" w:hAnsi="Arial" w:cs="Arial"/>
-        </w:rPr>
-        <w:t>6.3</w:t>
-      </w:r>
-      <w:r>
-        <w:rPr>
-          <w:rFonts w:ascii="Arial" w:eastAsia="Arial" w:hAnsi="Arial" w:cs="Arial"/>
-        </w:rPr>
-        <w:t xml:space="preserve"> jos dalyvių įgaliojimai atstovauti Tiekėjų grupę bendraujant su Perkančiuoju subjektu Pirkimo procedūrų metu kylančiais klausimais (</w:t>
-      </w:r>
-      <w:r>
-        <w:rPr>
-          <w:rFonts w:ascii="Arial" w:eastAsia="Arial" w:hAnsi="Arial" w:cs="Arial"/>
-        </w:rPr>
-        <w:t>k</w:t>
-      </w:r>
-      <w:r>
-        <w:rPr>
-          <w:rFonts w:ascii="Arial" w:eastAsia="Arial" w:hAnsi="Arial" w:cs="Arial"/>
-        </w:rPr>
-        <w:t>onkre</w:t>
-      </w:r>
-      <w:r>
-        <w:rPr>
-          <w:rFonts w:ascii="Arial" w:eastAsia="Arial" w:hAnsi="Arial" w:cs="Arial"/>
-        </w:rPr>
-        <w:t>taus</w:t>
-      </w:r>
-      <w:r>
-        <w:rPr>
-          <w:rFonts w:ascii="Arial" w:eastAsia="Arial" w:hAnsi="Arial" w:cs="Arial"/>
-        </w:rPr>
-        <w:t xml:space="preserve"> pasiūlym</w:t>
-      </w:r>
-      <w:r>
-        <w:rPr>
-          <w:rFonts w:ascii="Arial" w:eastAsia="Arial" w:hAnsi="Arial" w:cs="Arial"/>
-        </w:rPr>
-        <w:t>o</w:t>
-      </w:r>
-      <w:r>
-        <w:rPr>
-          <w:rFonts w:ascii="Arial" w:eastAsia="Arial" w:hAnsi="Arial" w:cs="Arial"/>
-        </w:rPr>
-        <w:t xml:space="preserve"> pateikimu, j</w:t>
-      </w:r>
-      <w:r>
-        <w:rPr>
-          <w:rFonts w:ascii="Arial" w:eastAsia="Arial" w:hAnsi="Arial" w:cs="Arial"/>
-        </w:rPr>
-        <w:t>o</w:t>
-      </w:r>
-      <w:r>
-        <w:rPr>
-          <w:rFonts w:ascii="Arial" w:eastAsia="Arial" w:hAnsi="Arial" w:cs="Arial"/>
-        </w:rPr>
-        <w:t xml:space="preserve"> nagrinėjimu ar vertinimu, kitos su </w:t>
-      </w:r>
-      <w:r>
-        <w:rPr>
-          <w:rFonts w:ascii="Arial" w:eastAsia="Arial" w:hAnsi="Arial" w:cs="Arial"/>
-        </w:rPr>
-        <w:t>konkretaus p</w:t>
-      </w:r>
-      <w:r>
-        <w:rPr>
-          <w:rFonts w:ascii="Arial" w:eastAsia="Arial" w:hAnsi="Arial" w:cs="Arial"/>
-        </w:rPr>
-        <w:t>irkimo</w:t>
-      </w:r>
-      <w:r>
-        <w:rPr>
-          <w:rFonts w:ascii="Arial" w:eastAsia="Arial" w:hAnsi="Arial" w:cs="Arial"/>
-        </w:rPr>
-        <w:t xml:space="preserve"> </w:t>
-      </w:r>
-      <w:r>
-        <w:rPr>
-          <w:rFonts w:ascii="Arial" w:eastAsia="Arial" w:hAnsi="Arial" w:cs="Arial"/>
-        </w:rPr>
-        <w:t>vykdymo klausimais susijusios informacijos teikimu).</w:t>
+          <w:lang w:val="en-US"/>
+        </w:rPr>
+        <w:t>5</w:t>
+      </w:r>
+      <w:r>
+        <w:rPr>
+          <w:rFonts w:ascii="Arial" w:eastAsia="Arial" w:hAnsi="Arial" w:cs="Arial"/>
+          <w:lang w:val="en-US"/>
+        </w:rPr>
+        <w:t xml:space="preserve">.4 </w:t>
+      </w:r>
+      <w:r>
+        <w:rPr>
+          <w:rFonts w:ascii="Arial" w:eastAsia="Arial" w:hAnsi="Arial" w:cs="Arial"/>
+        </w:rPr>
+        <w:t>partneris, kuris automatiškai tampa pagrindiniu partneriu, kai pagrindinis jungtinės veiklos sutartyje nurodytas partneris susiduria su finansinėmis problemomis ir tampa nepajėgus vykdyti Sutartį. Iškilus aukščiau nurodytoms aplinkybėms, tas partneris, kuris automatiškai tapo pagrindiniu, privalės įvykdyti pagrindinio partnerio įsipareigojimus ir už juos gaus mokėjimus iš Perkančiojo subjekto</w:t>
+      </w:r>
+      <w:r>
+        <w:rPr>
+          <w:rFonts w:ascii="Arial" w:eastAsia="Arial" w:hAnsi="Arial" w:cs="Arial"/>
+        </w:rPr>
+        <w:t>.</w:t>
       </w:r>
     </w:p>
     <w:p>
@@ -8252,35 +8234,26 @@
       <w:r>
         <w:rPr>
           <w:rFonts w:ascii="Arial" w:eastAsia="Arial" w:hAnsi="Arial" w:cs="Arial"/>
-          <w:lang w:val="en-US"/>
         </w:rPr>
         <w:t>6</w:t>
       </w:r>
       <w:r>
         <w:rPr>
           <w:rFonts w:ascii="Arial" w:eastAsia="Arial" w:hAnsi="Arial" w:cs="Arial"/>
-          <w:lang w:val="en-US"/>
         </w:rPr>
         <w:t>.</w:t>
       </w:r>
       <w:r>
         <w:rPr>
           <w:rFonts w:ascii="Arial" w:eastAsia="Arial" w:hAnsi="Arial" w:cs="Arial"/>
-          <w:lang w:val="en-US"/>
-        </w:rPr>
-        <w:t xml:space="preserve">6.4 </w:t>
-      </w:r>
-      <w:r>
-        <w:rPr>
-          <w:rFonts w:ascii="Arial" w:eastAsia="Arial" w:hAnsi="Arial" w:cs="Arial"/>
-        </w:rPr>
-        <w:t>partneris, kuris automatiškai tampa pagrindiniu partneriu, kai pagrindinis jungtinės veiklos sutartyje nurodytas partneris susiduria su finansinėmis problemomis ir tampa nepajėgus vykdyti Sutartį. Iškilus aukščiau nurodytoms aplinkybėms, tas partneris, kuris automatiškai tapo pagrindiniu, privalės įvykdyti pagrindinio partnerio įsipareigojimus ir už juos gaus mokėjimus iš Perkančiojo subjekto</w:t>
-      </w:r>
-      <w:r>
-        <w:rPr>
-          <w:rFonts w:ascii="Arial" w:eastAsia="Arial" w:hAnsi="Arial" w:cs="Arial"/>
-        </w:rPr>
-        <w:t>.</w:t>
+        </w:rPr>
+        <w:t>6</w:t>
+      </w:r>
+      <w:r>
+        <w:rPr>
+          <w:rFonts w:ascii="Arial" w:eastAsia="Arial" w:hAnsi="Arial" w:cs="Arial"/>
+        </w:rPr>
+        <w:t>. Tiekėjams pateikti alternatyvių konkrečių pasiūlymų neleidžiama. Tiekėjui pateikus alternatyvų konkretų (-ius) pasiūlymą (-us), jo konkretus pasiūlymas kartu su alternatyviu (-iais)  konkrečiu (-iais) pasiūlymu (-ais) bus atmestas.</w:t>
       </w:r>
     </w:p>
     <w:p>
@@ -8308,7 +8281,49 @@
         <w:rPr>
           <w:rFonts w:ascii="Arial" w:eastAsia="Arial" w:hAnsi="Arial" w:cs="Arial"/>
         </w:rPr>
-        <w:t>7. Tiekėjams pateikti alternatyvių konkrečių pasiūlymų neleidžiama. Tiekėjui pateikus alternatyvų konkretų (-ius) pasiūlymą (-us), jo konkretus pasiūlymas kartu su alternatyviu (-iais)  konkrečiu (-iais) pasiūlymu (-ais) bus atmestas.</w:t>
+        <w:t>7</w:t>
+      </w:r>
+      <w:r>
+        <w:rPr>
+          <w:rFonts w:ascii="Arial" w:eastAsia="Arial" w:hAnsi="Arial" w:cs="Arial"/>
+        </w:rPr>
+        <w:t xml:space="preserve">. Kol nesibaigė konkrečių pasiūlymų pateikimo terminas, </w:t>
+      </w:r>
+      <w:r>
+        <w:rPr>
+          <w:rFonts w:ascii="Arial" w:eastAsia="Arial" w:hAnsi="Arial" w:cs="Arial"/>
+        </w:rPr>
+        <w:t>T</w:t>
+      </w:r>
+      <w:r>
+        <w:rPr>
+          <w:rFonts w:ascii="Arial" w:eastAsia="Arial" w:hAnsi="Arial" w:cs="Arial"/>
+        </w:rPr>
+        <w:t xml:space="preserve">iekėjas turi teisę CVP IS priemonėmis pakeisti arba atšaukti savo konkretų pasiūlymą, neprarasdamas teisės į konkretaus pasiūlymo galiojimo užtikrinimą (jei toks užtikrinimas yra reikalaujamas). Norėdamas vėl pateikti atšauktą ir pakeistą konkretų pasiūlymą, </w:t>
+      </w:r>
+      <w:r>
+        <w:rPr>
+          <w:rFonts w:ascii="Arial" w:eastAsia="Arial" w:hAnsi="Arial" w:cs="Arial"/>
+        </w:rPr>
+        <w:t>T</w:t>
+      </w:r>
+      <w:r>
+        <w:rPr>
+          <w:rFonts w:ascii="Arial" w:eastAsia="Arial" w:hAnsi="Arial" w:cs="Arial"/>
+        </w:rPr>
+        <w:t xml:space="preserve">iekėjas turi jį pateikti iš naujo. Norėdamas atšaukti ar pakeisti pasiūlymą, </w:t>
+      </w:r>
+      <w:r>
+        <w:rPr>
+          <w:rFonts w:ascii="Arial" w:eastAsia="Arial" w:hAnsi="Arial" w:cs="Arial"/>
+        </w:rPr>
+        <w:t>T</w:t>
+      </w:r>
+      <w:r>
+        <w:rPr>
+          <w:rFonts w:ascii="Arial" w:eastAsia="Arial" w:hAnsi="Arial" w:cs="Arial"/>
+        </w:rPr>
+        <w:t xml:space="preserve">iekėjas CVP IS pasiūlymo lange spaudžia „Atsiimti pasiūlymą“. Po konkrečių pasiūlymų pateikimo termino pabaigos toks konkretaus pasiūlymo pakeitimas arba pranešimas, kad konkretus pasiūlymas atšaukiamas, nebus pripažįstamas galiojančiu. </w:t>
       </w:r>
     </w:p>
     <w:p>
@@ -8336,7 +8351,13 @@
         <w:rPr>
           <w:rFonts w:ascii="Arial" w:eastAsia="Arial" w:hAnsi="Arial" w:cs="Arial"/>
         </w:rPr>
-        <w:t xml:space="preserve">8. Kol nesibaigė konkrečių pasiūlymų pateikimo terminas, </w:t>
+        <w:t>8</w:t>
+      </w:r>
+      <w:r>
+        <w:rPr>
+          <w:rFonts w:ascii="Arial" w:eastAsia="Arial" w:hAnsi="Arial" w:cs="Arial"/>
+        </w:rPr>
+        <w:t xml:space="preserve">. Apskaičiuojant konkretaus pasiūlymo kainą (sąnaudas), turi būti atsižvelgta į visą konkrečiose pirkimo sąlygose nurodytą pirkimo objekto apimtį ir reikalavimus, kainos sudėtines dalis ir pan. PVM nurodomas atskirai. Jei </w:t>
       </w:r>
       <w:r>
         <w:rPr>
@@ -8348,7 +8369,14 @@
         <w:rPr>
           <w:rFonts w:ascii="Arial" w:eastAsia="Arial" w:hAnsi="Arial" w:cs="Arial"/>
         </w:rPr>
-        <w:t xml:space="preserve">iekėjas turi teisę CVP IS priemonėmis pakeisti arba atšaukti savo konkretų pasiūlymą, neprarasdamas teisės į konkretaus pasiūlymo galiojimo užtikrinimą (jei toks užtikrinimas yra reikalaujamas). Norėdamas vėl pateikti atšauktą ir pakeistą konkretų pasiūlymą, </w:t>
+        <w:t xml:space="preserve">iekėjas yra ne PVM mokėtojas, jis turi apie tai nurodyti konkrečiame pasiūlyme, nurodant teisinį pagrindą. </w:t>
+      </w:r>
+      <w:r>
+        <w:rPr>
+          <w:rFonts w:ascii="Arial" w:eastAsia="Arial" w:hAnsi="Arial" w:cs="Arial"/>
+        </w:rPr>
+        <w:lastRenderedPageBreak/>
+        <w:t xml:space="preserve">Tiekėjas turi įvertinti ar sutarties vykdymo metu netaps PVM mokėtoju. Jei </w:t>
       </w:r>
       <w:r>
         <w:rPr>
@@ -8360,7 +8388,43 @@
         <w:rPr>
           <w:rFonts w:ascii="Arial" w:eastAsia="Arial" w:hAnsi="Arial" w:cs="Arial"/>
         </w:rPr>
-        <w:t xml:space="preserve">iekėjas turi jį pateikti iš naujo. Norėdamas atšaukti ar pakeisti pasiūlymą, </w:t>
+        <w:t>iekėjas</w:t>
+      </w:r>
+      <w:r>
+        <w:rPr>
+          <w:rFonts w:ascii="Arial" w:eastAsia="Arial" w:hAnsi="Arial" w:cs="Arial"/>
+        </w:rPr>
+        <w:t>,</w:t>
+      </w:r>
+      <w:r>
+        <w:rPr>
+          <w:rFonts w:ascii="Arial" w:eastAsia="Arial" w:hAnsi="Arial" w:cs="Arial"/>
+        </w:rPr>
+        <w:t xml:space="preserve"> vykdydamas sutartį</w:t>
+      </w:r>
+      <w:r>
+        <w:rPr>
+          <w:rFonts w:ascii="Arial" w:eastAsia="Arial" w:hAnsi="Arial" w:cs="Arial"/>
+        </w:rPr>
+        <w:t>,</w:t>
+      </w:r>
+      <w:r>
+        <w:rPr>
+          <w:rFonts w:ascii="Arial" w:eastAsia="Arial" w:hAnsi="Arial" w:cs="Arial"/>
+        </w:rPr>
+        <w:t xml:space="preserve"> taps PVM mokėtoju, jis konkrečiame pasiūlyme turi nurodyti kainą su PVM. Konkrečių pasiūlymų kainos bus vertinamos ir lyginamos su visais mokesčiais, įskaitant PVM. Tuo atveju, kai mokesčius reguliuojančių įstatymų ir jų įgyvendinamųjų teisės aktų nustatyta tvarka </w:t>
+      </w:r>
+      <w:r>
+        <w:rPr>
+          <w:rFonts w:ascii="Arial" w:eastAsia="Arial" w:hAnsi="Arial" w:cs="Arial"/>
+        </w:rPr>
+        <w:t xml:space="preserve">Perkantysis subjektas </w:t>
+      </w:r>
+      <w:r>
+        <w:rPr>
+          <w:rFonts w:ascii="Arial" w:eastAsia="Arial" w:hAnsi="Arial" w:cs="Arial"/>
+        </w:rPr>
+        <w:t xml:space="preserve">pats turi sumokėti PVM į valstybės biudžetą už įsigytą pirkimo objektą, šis mokestis įskaičiuojamas į konkretaus pasiūlymo kainą (jeigu </w:t>
       </w:r>
       <w:r>
         <w:rPr>
@@ -8372,7 +8436,19 @@
         <w:rPr>
           <w:rFonts w:ascii="Arial" w:eastAsia="Arial" w:hAnsi="Arial" w:cs="Arial"/>
         </w:rPr>
-        <w:t xml:space="preserve">iekėjas CVP IS pasiūlymo lange spaudžia „Atsiimti pasiūlymą“. Po konkrečių pasiūlymų pateikimo termino pabaigos toks konkretaus pasiūlymo pakeitimas arba pranešimas, kad konkretus pasiūlymas atšaukiamas, nebus pripažįstamas galiojančiu. </w:t>
+        <w:t>iekėjas jo neįskaičiavo pateikdamas konkretų pasiūlymą, palyginimo tikslais jį įskaičiuoja pats</w:t>
+      </w:r>
+      <w:r>
+        <w:rPr>
+          <w:rFonts w:ascii="Arial" w:eastAsia="Arial" w:hAnsi="Arial" w:cs="Arial"/>
+        </w:rPr>
+        <w:t xml:space="preserve"> Perkantysis subjektas</w:t>
+      </w:r>
+      <w:r>
+        <w:rPr>
+          <w:rFonts w:ascii="Arial" w:eastAsia="Arial" w:hAnsi="Arial" w:cs="Arial"/>
+        </w:rPr>
+        <w:t>). Į konkretaus pasiūlymo kainą privalo būti įskaičiuoti visi mokesčiai bei visos kitos tiekėjo patirtos ir (ar) galimos patirti tiesioginės ir netiesioginės išlaidos ir mokesčiai.</w:t>
       </w:r>
     </w:p>
     <w:p>
@@ -8400,91 +8476,13 @@
         <w:rPr>
           <w:rFonts w:ascii="Arial" w:eastAsia="Arial" w:hAnsi="Arial" w:cs="Arial"/>
         </w:rPr>
-        <w:t xml:space="preserve">9. Apskaičiuojant konkretaus pasiūlymo kainą (sąnaudas), turi būti atsižvelgta į visą konkrečiose pirkimo sąlygose nurodytą pirkimo objekto apimtį ir reikalavimus, kainos sudėtines dalis ir pan. PVM nurodomas atskirai. Jei </w:t>
-      </w:r>
-      <w:r>
-        <w:rPr>
-          <w:rFonts w:ascii="Arial" w:eastAsia="Arial" w:hAnsi="Arial" w:cs="Arial"/>
-        </w:rPr>
-        <w:t>T</w:t>
-      </w:r>
-      <w:r>
-        <w:rPr>
-          <w:rFonts w:ascii="Arial" w:eastAsia="Arial" w:hAnsi="Arial" w:cs="Arial"/>
-        </w:rPr>
-        <w:t xml:space="preserve">iekėjas yra ne PVM mokėtojas, jis turi apie tai nurodyti konkrečiame pasiūlyme, nurodant teisinį pagrindą. Tiekėjas turi įvertinti ar sutarties vykdymo metu netaps PVM mokėtoju. Jei </w:t>
-      </w:r>
-      <w:r>
-        <w:rPr>
-          <w:rFonts w:ascii="Arial" w:eastAsia="Arial" w:hAnsi="Arial" w:cs="Arial"/>
-        </w:rPr>
-        <w:t>T</w:t>
-      </w:r>
-      <w:r>
-        <w:rPr>
-          <w:rFonts w:ascii="Arial" w:eastAsia="Arial" w:hAnsi="Arial" w:cs="Arial"/>
-        </w:rPr>
-        <w:t>iekėjas</w:t>
-      </w:r>
-      <w:r>
-        <w:rPr>
-          <w:rFonts w:ascii="Arial" w:eastAsia="Arial" w:hAnsi="Arial" w:cs="Arial"/>
-        </w:rPr>
-        <w:t>,</w:t>
-      </w:r>
-      <w:r>
-        <w:rPr>
-          <w:rFonts w:ascii="Arial" w:eastAsia="Arial" w:hAnsi="Arial" w:cs="Arial"/>
-        </w:rPr>
-        <w:t xml:space="preserve"> vykdydamas sutartį</w:t>
-      </w:r>
-      <w:r>
-        <w:rPr>
-          <w:rFonts w:ascii="Arial" w:eastAsia="Arial" w:hAnsi="Arial" w:cs="Arial"/>
-        </w:rPr>
-        <w:t>,</w:t>
-      </w:r>
-      <w:r>
-        <w:rPr>
-          <w:rFonts w:ascii="Arial" w:eastAsia="Arial" w:hAnsi="Arial" w:cs="Arial"/>
-        </w:rPr>
-        <w:t xml:space="preserve"> taps PVM mokėtoju, jis konkrečiame pasiūlyme turi nurodyti kainą su PVM. Konkrečių pasiūlymų kainos bus vertinamos ir lyginamos su visais mokesčiais, įskaitant PVM. Tuo atveju, kai mokesčius reguliuojančių įstatymų ir jų įgyvendinamųjų teisės aktų nustatyta tvarka </w:t>
-      </w:r>
-      <w:r>
-        <w:rPr>
-          <w:rFonts w:ascii="Arial" w:eastAsia="Arial" w:hAnsi="Arial" w:cs="Arial"/>
-        </w:rPr>
-        <w:t xml:space="preserve">Perkantysis subjektas </w:t>
-      </w:r>
-      <w:r>
-        <w:rPr>
-          <w:rFonts w:ascii="Arial" w:eastAsia="Arial" w:hAnsi="Arial" w:cs="Arial"/>
-        </w:rPr>
-        <w:t xml:space="preserve">pats turi sumokėti PVM į valstybės biudžetą už įsigytą pirkimo objektą, šis mokestis įskaičiuojamas į konkretaus pasiūlymo kainą (jeigu </w:t>
-      </w:r>
-      <w:r>
-        <w:rPr>
-          <w:rFonts w:ascii="Arial" w:eastAsia="Arial" w:hAnsi="Arial" w:cs="Arial"/>
-        </w:rPr>
-        <w:t>T</w:t>
-      </w:r>
-      <w:r>
-        <w:rPr>
-          <w:rFonts w:ascii="Arial" w:eastAsia="Arial" w:hAnsi="Arial" w:cs="Arial"/>
-        </w:rPr>
-        <w:t>iekėjas jo neįskaičiavo pateikdamas konkretų pasiūlymą, palyginimo tikslais jį įskaičiuoja pats</w:t>
-      </w:r>
-      <w:r>
-        <w:rPr>
-          <w:rFonts w:ascii="Arial" w:eastAsia="Arial" w:hAnsi="Arial" w:cs="Arial"/>
-        </w:rPr>
-        <w:t xml:space="preserve"> Perkantysis subjektas</w:t>
-      </w:r>
-      <w:r>
-        <w:rPr>
-          <w:rFonts w:ascii="Arial" w:eastAsia="Arial" w:hAnsi="Arial" w:cs="Arial"/>
-        </w:rPr>
-        <w:t>). Į konkretaus pasiūlymo kainą privalo būti įskaičiuoti visi mokesčiai bei visos kitos tiekėjo patirtos ir (ar) galimos patirti tiesioginės ir netiesioginės išlaidos ir mokesčiai.</w:t>
+        <w:t>9</w:t>
+      </w:r>
+      <w:r>
+        <w:rPr>
+          <w:rFonts w:ascii="Arial" w:eastAsia="Arial" w:hAnsi="Arial" w:cs="Arial"/>
+        </w:rPr>
+        <w:t xml:space="preserve">. Bendra konkretaus pasiūlymo kaina (sąnaudos) su PVM turi būti nurodyta dviejų skaičių po kablelio tikslumu. </w:t>
       </w:r>
     </w:p>
     <w:p>
@@ -8512,7 +8510,19 @@
         <w:rPr>
           <w:rFonts w:ascii="Arial" w:eastAsia="Arial" w:hAnsi="Arial" w:cs="Arial"/>
         </w:rPr>
-        <w:t xml:space="preserve">10. Bendra konkretaus pasiūlymo kaina (sąnaudos) su PVM turi būti nurodyta dviejų skaičių po kablelio tikslumu. </w:t>
+        <w:t>1</w:t>
+      </w:r>
+      <w:r>
+        <w:rPr>
+          <w:rFonts w:ascii="Arial" w:eastAsia="Arial" w:hAnsi="Arial" w:cs="Arial"/>
+        </w:rPr>
+        <w:t>0</w:t>
+      </w:r>
+      <w:r>
+        <w:rPr>
+          <w:rFonts w:ascii="Arial" w:eastAsia="Arial" w:hAnsi="Arial" w:cs="Arial"/>
+        </w:rPr>
+        <w:t>. Tiekėjas gali užšifruoti teikiamą konkretų pasiūlymą:</w:t>
       </w:r>
     </w:p>
     <w:p>
@@ -8540,7 +8550,19 @@
         <w:rPr>
           <w:rFonts w:ascii="Arial" w:eastAsia="Arial" w:hAnsi="Arial" w:cs="Arial"/>
         </w:rPr>
-        <w:t>11. Tiekėjas gali užšifruoti teikiamą konkretų pasiūlymą:</w:t>
+        <w:t>1</w:t>
+      </w:r>
+      <w:r>
+        <w:rPr>
+          <w:rFonts w:ascii="Arial" w:eastAsia="Arial" w:hAnsi="Arial" w:cs="Arial"/>
+        </w:rPr>
+        <w:t>0</w:t>
+      </w:r>
+      <w:r>
+        <w:rPr>
+          <w:rFonts w:ascii="Arial" w:eastAsia="Arial" w:hAnsi="Arial" w:cs="Arial"/>
+        </w:rPr>
+        <w:t>.1.  Tiekėjas, nusprendęs pateikti užšifruotą pasiūlymą, turi:</w:t>
       </w:r>
     </w:p>
     <w:p>
@@ -8568,36 +8590,19 @@
         <w:rPr>
           <w:rFonts w:ascii="Arial" w:eastAsia="Arial" w:hAnsi="Arial" w:cs="Arial"/>
         </w:rPr>
-        <w:t>11.1.  Tiekėjas, nusprendęs pateikti užšifruotą pasiūlymą, turi:</w:t>
-      </w:r>
-    </w:p>
-    <w:p>
-      <w:pPr>
-        <w:spacing w:line="295" w:lineRule="auto"/>
-        <w:ind w:firstLine="426"/>
-        <w:jc w:val="both"/>
-        <w:rPr>
-          <w:rFonts w:ascii="Arial" w:eastAsia="Arial" w:hAnsi="Arial" w:cs="Arial"/>
-        </w:rPr>
-      </w:pPr>
-      <w:r>
-        <w:rPr>
-          <w:rFonts w:ascii="Arial" w:eastAsia="Arial" w:hAnsi="Arial" w:cs="Arial"/>
-        </w:rPr>
-        <w:lastRenderedPageBreak/>
-        <w:t>6</w:t>
-      </w:r>
-      <w:r>
-        <w:rPr>
-          <w:rFonts w:ascii="Arial" w:eastAsia="Arial" w:hAnsi="Arial" w:cs="Arial"/>
-        </w:rPr>
-        <w:t>.</w:t>
-      </w:r>
-      <w:r>
-        <w:rPr>
-          <w:rFonts w:ascii="Arial" w:eastAsia="Arial" w:hAnsi="Arial" w:cs="Arial"/>
-        </w:rPr>
-        <w:t xml:space="preserve">11.1.1. iki konkrečių pasiūlymų pateikimo termino pabaigos naudodamasis CVP IS priemonėmis pateikti užšifruotą pasiūlymą (užšifruojamas visas pasiūlymas arba pasiūlymo dokumentas, kuriame nurodyta pasiūlymo kaina). Instrukcija, kaip tiekėjui užšifruoti pasiūlymą galima rasti </w:t>
+        <w:t>1</w:t>
+      </w:r>
+      <w:r>
+        <w:rPr>
+          <w:rFonts w:ascii="Arial" w:eastAsia="Arial" w:hAnsi="Arial" w:cs="Arial"/>
+        </w:rPr>
+        <w:t>0</w:t>
+      </w:r>
+      <w:r>
+        <w:rPr>
+          <w:rFonts w:ascii="Arial" w:eastAsia="Arial" w:hAnsi="Arial" w:cs="Arial"/>
+        </w:rPr>
+        <w:t xml:space="preserve">.1.1. iki konkrečių pasiūlymų pateikimo termino pabaigos naudodamasis CVP IS priemonėmis pateikti užšifruotą pasiūlymą (užšifruojamas visas pasiūlymas arba pasiūlymo dokumentas, kuriame nurodyta pasiūlymo kaina). Instrukcija, kaip tiekėjui užšifruoti pasiūlymą galima rasti </w:t>
       </w:r>
       <w:hyperlink r:id="rId13" w:history="1">
         <w:r>
@@ -8639,7 +8644,19 @@
         <w:rPr>
           <w:rFonts w:ascii="Arial" w:eastAsia="Arial" w:hAnsi="Arial" w:cs="Arial"/>
         </w:rPr>
-        <w:t xml:space="preserve">11.1.2. iki pirminio susipažinimo su konkrečiais pasiūlymais vokų atplėšimo procedūros („vokų atplėšimo“) pradžios (kaip nustatyta šio konkretaus pirkimo sąlygų </w:t>
+        <w:t>1</w:t>
+      </w:r>
+      <w:r>
+        <w:rPr>
+          <w:rFonts w:ascii="Arial" w:eastAsia="Arial" w:hAnsi="Arial" w:cs="Arial"/>
+        </w:rPr>
+        <w:t>0</w:t>
+      </w:r>
+      <w:r>
+        <w:rPr>
+          <w:rFonts w:ascii="Arial" w:eastAsia="Arial" w:hAnsi="Arial" w:cs="Arial"/>
+        </w:rPr>
+        <w:t xml:space="preserve">.1.2. iki pirminio susipažinimo su konkrečiais pasiūlymais vokų atplėšimo procedūros („vokų atplėšimo“) pradžios (kaip nustatyta šio konkretaus pirkimo sąlygų </w:t>
       </w:r>
       <w:r>
         <w:rPr>
@@ -8759,7 +8776,19 @@
         <w:rPr>
           <w:rFonts w:ascii="Arial" w:eastAsia="Arial" w:hAnsi="Arial" w:cs="Arial"/>
         </w:rPr>
-        <w:t xml:space="preserve">11.2. Tiekėjui užšifravus visą konkretų pasiūlymą ir laiku nepateikus (dėl jo paties kaltės) slaptažodžio arba pateikus neteisingą slaptažodį, kuriuo naudodamasis </w:t>
+        <w:t>1</w:t>
+      </w:r>
+      <w:r>
+        <w:rPr>
+          <w:rFonts w:ascii="Arial" w:eastAsia="Arial" w:hAnsi="Arial" w:cs="Arial"/>
+        </w:rPr>
+        <w:t>0</w:t>
+      </w:r>
+      <w:r>
+        <w:rPr>
+          <w:rFonts w:ascii="Arial" w:eastAsia="Arial" w:hAnsi="Arial" w:cs="Arial"/>
+        </w:rPr>
+        <w:t xml:space="preserve">.2. Tiekėjui užšifravus visą konkretų pasiūlymą ir laiku nepateikus (dėl jo paties kaltės) slaptažodžio arba pateikus neteisingą slaptažodį, kuriuo naudodamasis </w:t>
       </w:r>
       <w:r>
         <w:rPr>
@@ -8835,7 +8864,19 @@
         <w:rPr>
           <w:rFonts w:ascii="Arial" w:hAnsi="Arial" w:cs="Arial"/>
         </w:rPr>
-        <w:t xml:space="preserve">.12. </w:t>
+        <w:t>.1</w:t>
+      </w:r>
+      <w:r>
+        <w:rPr>
+          <w:rFonts w:ascii="Arial" w:hAnsi="Arial" w:cs="Arial"/>
+        </w:rPr>
+        <w:t>1</w:t>
+      </w:r>
+      <w:r>
+        <w:rPr>
+          <w:rFonts w:ascii="Arial" w:hAnsi="Arial" w:cs="Arial"/>
+        </w:rPr>
+        <w:t xml:space="preserve">. </w:t>
       </w:r>
       <w:r>
         <w:rPr>
@@ -9062,11 +9103,11 @@
           <w:szCs w:val="20"/>
         </w:rPr>
       </w:pPr>
-      <w:bookmarkStart w:id="25" w:name="part_94466764c7e54d1a8754857ef66ffa44"/>
-      <w:bookmarkStart w:id="26" w:name="part_8b24312389224c56b80b5170704a3e79"/>
-      <w:bookmarkStart w:id="27" w:name="_Toc198543129"/>
+      <w:bookmarkStart w:id="24" w:name="part_94466764c7e54d1a8754857ef66ffa44"/>
+      <w:bookmarkStart w:id="25" w:name="part_8b24312389224c56b80b5170704a3e79"/>
+      <w:bookmarkStart w:id="26" w:name="_Toc198543129"/>
+      <w:bookmarkEnd w:id="24"/>
       <w:bookmarkEnd w:id="25"/>
-      <w:bookmarkEnd w:id="26"/>
       <w:r>
         <w:rPr>
           <w:rFonts w:ascii="Arial" w:hAnsi="Arial" w:cs="Arial"/>
@@ -9112,7 +9153,7 @@
         </w:rPr>
         <w:t>VERTINIMAS</w:t>
       </w:r>
-      <w:bookmarkEnd w:id="27"/>
+      <w:bookmarkEnd w:id="26"/>
       <w:r>
         <w:rPr>
           <w:rFonts w:ascii="Arial" w:hAnsi="Arial" w:cs="Arial"/>
@@ -9145,8 +9186,8 @@
           <w:rFonts w:ascii="Arial" w:eastAsia="Arial" w:hAnsi="Arial" w:cs="Arial"/>
         </w:rPr>
       </w:pPr>
-      <w:bookmarkStart w:id="28" w:name="_heading=h.2et92p0" w:colFirst="0" w:colLast="0"/>
-      <w:bookmarkEnd w:id="28"/>
+      <w:bookmarkStart w:id="27" w:name="_heading=h.2et92p0" w:colFirst="0" w:colLast="0"/>
+      <w:bookmarkEnd w:id="27"/>
       <w:r>
         <w:rPr>
           <w:rFonts w:ascii="Arial" w:eastAsia="Arial" w:hAnsi="Arial" w:cs="Arial"/>
@@ -9413,7 +9454,14 @@
         <w:rPr>
           <w:rFonts w:ascii="Arial" w:eastAsia="Arial" w:hAnsi="Arial" w:cs="Arial"/>
         </w:rPr>
-        <w:t>nustatytų pašalinimo pagrindų bei ar atitinka kvalifikacijos reikalavimus ir</w:t>
+        <w:t xml:space="preserve">nustatytų pašalinimo pagrindų bei ar atitinka kvalifikacijos </w:t>
+      </w:r>
+      <w:r>
+        <w:rPr>
+          <w:rFonts w:ascii="Arial" w:eastAsia="Arial" w:hAnsi="Arial" w:cs="Arial"/>
+        </w:rPr>
+        <w:lastRenderedPageBreak/>
+        <w:t>reikalavimus ir</w:t>
       </w:r>
       <w:r>
         <w:rPr>
@@ -9506,14 +9554,14 @@
         </w:rPr>
         <w:t xml:space="preserve">neatmesti pasiūlymai vertinami pagal skelbime apie pirkimą nurodytus ir konkrečiame pirkime </w:t>
       </w:r>
-      <w:commentRangeStart w:id="29"/>
+      <w:commentRangeStart w:id="28"/>
       <w:r>
         <w:rPr>
           <w:rFonts w:ascii="Arial" w:eastAsia="Arial" w:hAnsi="Arial" w:cs="Arial"/>
         </w:rPr>
         <w:t>patikslintus vertinimo kriterijus</w:t>
       </w:r>
-      <w:commentRangeEnd w:id="29"/>
+      <w:commentRangeEnd w:id="28"/>
       <w:r>
         <w:rPr>
           <w:rStyle w:val="CommentReference"/>
@@ -9521,7 +9569,7 @@
           <w:sz w:val="20"/>
           <w:szCs w:val="20"/>
         </w:rPr>
-        <w:commentReference w:id="29"/>
+        <w:commentReference w:id="28"/>
       </w:r>
       <w:r>
         <w:rPr>
@@ -9687,7 +9735,6 @@
         <w:rPr>
           <w:rFonts w:ascii="Arial" w:eastAsia="Arial" w:hAnsi="Arial" w:cs="Arial"/>
         </w:rPr>
-        <w:lastRenderedPageBreak/>
         <w:t>7</w:t>
       </w:r>
       <w:r>
@@ -9878,7 +9925,13 @@
         <w:rPr>
           <w:rFonts w:ascii="Arial" w:eastAsia="Arial" w:hAnsi="Arial" w:cs="Arial"/>
         </w:rPr>
-        <w:t xml:space="preserve">7. </w:t>
+        <w:t>6</w:t>
+      </w:r>
+      <w:r>
+        <w:rPr>
+          <w:rFonts w:ascii="Arial" w:eastAsia="Arial" w:hAnsi="Arial" w:cs="Arial"/>
+        </w:rPr>
+        <w:t xml:space="preserve">. </w:t>
       </w:r>
       <w:r>
         <w:rPr>
@@ -9895,6 +9948,9 @@
     </w:p>
     <w:p>
       <w:pPr>
+        <w:tabs>
+          <w:tab w:val="left" w:pos="1276"/>
+        </w:tabs>
         <w:spacing w:line="295" w:lineRule="auto"/>
         <w:ind w:firstLine="426"/>
         <w:jc w:val="both"/>
@@ -9906,19 +9962,92 @@
         <w:rPr>
           <w:rFonts w:ascii="Arial" w:eastAsia="Arial" w:hAnsi="Arial" w:cs="Arial"/>
         </w:rPr>
+        <w:t>7.</w:t>
+      </w:r>
+      <w:r>
+        <w:rPr>
+          <w:rFonts w:ascii="Arial" w:eastAsia="Arial" w:hAnsi="Arial" w:cs="Arial"/>
+        </w:rPr>
         <w:t>7</w:t>
       </w:r>
       <w:r>
         <w:rPr>
           <w:rFonts w:ascii="Arial" w:eastAsia="Arial" w:hAnsi="Arial" w:cs="Arial"/>
         </w:rPr>
+        <w:t xml:space="preserve">. Tiekėjas, kuris pateikė ekonomiškai naudingiausią pasiūlymą ir yra nustatytas galimu laimėtoju/laimėtoju, Perkančiojo subjekto prašymu per jo nustatytą terminą, kuris negali būti trumpesnis kaip 3 darbo dienos,  privalės pateikti užpildytą </w:t>
+      </w:r>
+      <w:r>
+        <w:rPr>
+          <w:rFonts w:ascii="Arial" w:eastAsia="Arial" w:hAnsi="Arial" w:cs="Arial"/>
+          <w:color w:val="FF0000"/>
+        </w:rPr>
+        <w:t>K</w:t>
+      </w:r>
+      <w:r>
+        <w:rPr>
+          <w:rFonts w:ascii="Arial" w:eastAsia="Arial" w:hAnsi="Arial" w:cs="Arial"/>
+          <w:color w:val="FF0000"/>
+        </w:rPr>
+        <w:t>onkretaus pirkimo sąlygų</w:t>
+      </w:r>
+      <w:r>
+        <w:rPr>
+          <w:rFonts w:ascii="Arial" w:eastAsia="Arial" w:hAnsi="Arial" w:cs="Arial"/>
+          <w:color w:val="FF0000"/>
+        </w:rPr>
+        <w:t xml:space="preserve"> 3 priedą </w:t>
+      </w:r>
+      <w:r>
+        <w:rPr>
+          <w:rFonts w:ascii="Arial" w:eastAsia="Arial" w:hAnsi="Arial" w:cs="Arial"/>
+        </w:rPr>
+        <w:t>„Konfidenciali informacija“</w:t>
+      </w:r>
+      <w:r>
+        <w:rPr>
+          <w:rFonts w:ascii="Arial" w:eastAsia="Arial" w:hAnsi="Arial" w:cs="Arial"/>
+        </w:rPr>
+        <w:t xml:space="preserve"> </w:t>
+      </w:r>
+      <w:r>
+        <w:rPr>
+          <w:rFonts w:ascii="Arial" w:eastAsia="Arial" w:hAnsi="Arial" w:cs="Arial"/>
+        </w:rPr>
+        <w:t>ir pateikti šios informacijos konfidencialumą patvirtinančius dokumentus.  PĮ 32 straipsnio 2 dalyje nurodyta informacija negali būti laikoma konfidencialia informacija. Jeigu per Perkančiojo subjekto nustatytą terminą Tiekėjas nepateikia minėto priedo „Konfidenciali informacija“, laikoma, kad konfidencialios informacijos nėra, išskyrus informaciją, kurios atskleidimas negalimas pagal Asmens duomenų teisinės apsaugos įstatymą.</w:t>
+      </w:r>
+    </w:p>
+    <w:p>
+      <w:pPr>
+        <w:spacing w:line="295" w:lineRule="auto"/>
+        <w:ind w:firstLine="426"/>
+        <w:jc w:val="both"/>
+        <w:rPr>
+          <w:rFonts w:ascii="Arial" w:eastAsia="Arial" w:hAnsi="Arial" w:cs="Arial"/>
+        </w:rPr>
+      </w:pPr>
+      <w:r>
+        <w:rPr>
+          <w:rFonts w:ascii="Arial" w:eastAsia="Arial" w:hAnsi="Arial" w:cs="Arial"/>
+        </w:rPr>
+        <w:t>7</w:t>
+      </w:r>
+      <w:r>
+        <w:rPr>
+          <w:rFonts w:ascii="Arial" w:eastAsia="Arial" w:hAnsi="Arial" w:cs="Arial"/>
+        </w:rPr>
         <w:t>.</w:t>
       </w:r>
       <w:r>
         <w:rPr>
           <w:rFonts w:ascii="Arial" w:eastAsia="Arial" w:hAnsi="Arial" w:cs="Arial"/>
         </w:rPr>
-        <w:t xml:space="preserve">8. </w:t>
+        <w:t>8</w:t>
+      </w:r>
+      <w:r>
+        <w:rPr>
+          <w:rFonts w:ascii="Arial" w:eastAsia="Arial" w:hAnsi="Arial" w:cs="Arial"/>
+        </w:rPr>
+        <w:t xml:space="preserve">. </w:t>
       </w:r>
       <w:r>
         <w:rPr>
@@ -9946,7 +10075,7 @@
           <w:szCs w:val="20"/>
         </w:rPr>
       </w:pPr>
-      <w:bookmarkStart w:id="30" w:name="_Toc198543130"/>
+      <w:bookmarkStart w:id="29" w:name="_Toc198543130"/>
       <w:r>
         <w:rPr>
           <w:rFonts w:ascii="Arial" w:hAnsi="Arial" w:cs="Arial"/>
@@ -9984,7 +10113,7 @@
         </w:rPr>
         <w:t>ATMETIMAS</w:t>
       </w:r>
-      <w:bookmarkEnd w:id="30"/>
+      <w:bookmarkEnd w:id="29"/>
       <w:r>
         <w:rPr>
           <w:rFonts w:ascii="Arial" w:hAnsi="Arial" w:cs="Arial"/>
@@ -10073,7 +10202,7 @@
         </w:rPr>
         <w:t xml:space="preserve">1.1. </w:t>
       </w:r>
-      <w:bookmarkStart w:id="31" w:name="_Hlk86393091"/>
+      <w:bookmarkStart w:id="30" w:name="_Hlk86393091"/>
       <w:r>
         <w:rPr>
           <w:rFonts w:ascii="Arial" w:eastAsia="Arial" w:hAnsi="Arial" w:cs="Arial"/>
@@ -10270,6 +10399,7 @@
         <w:rPr>
           <w:rFonts w:ascii="Arial" w:eastAsia="Arial" w:hAnsi="Arial" w:cs="Arial"/>
         </w:rPr>
+        <w:lastRenderedPageBreak/>
         <w:t>8</w:t>
       </w:r>
       <w:r>
@@ -10782,7 +10912,7 @@
         </w:rPr>
         <w:t xml:space="preserve">.1.11. Tiekėjo pateiktoje užpildytoje </w:t>
       </w:r>
-      <w:bookmarkStart w:id="32" w:name="_Hlk126241777"/>
+      <w:bookmarkStart w:id="31" w:name="_Hlk126241777"/>
       <w:r>
         <w:rPr>
           <w:rFonts w:ascii="Arial" w:eastAsia="Arial" w:hAnsi="Arial" w:cs="Arial"/>
@@ -10795,7 +10925,7 @@
         </w:rPr>
         <w:t xml:space="preserve"> </w:t>
       </w:r>
-      <w:bookmarkEnd w:id="32"/>
+      <w:bookmarkEnd w:id="31"/>
       <w:r>
         <w:rPr>
           <w:rFonts w:ascii="Arial" w:eastAsia="Arial" w:hAnsi="Arial" w:cs="Arial"/>
@@ -10823,7 +10953,6 @@
         <w:rPr>
           <w:rFonts w:ascii="Arial" w:eastAsia="Arial" w:hAnsi="Arial" w:cs="Arial"/>
         </w:rPr>
-        <w:lastRenderedPageBreak/>
         <w:t>8</w:t>
       </w:r>
       <w:r>
@@ -11023,10 +11152,12 @@
         <w:t>.</w:t>
       </w:r>
       <w:r>
-        <w:rPr>
-          <w:rFonts w:ascii="Arial" w:eastAsia="Arial" w:hAnsi="Arial" w:cs="Arial"/>
-        </w:rPr>
         <w:tab/>
+      </w:r>
+      <w:r>
+        <w:rPr>
+          <w:rFonts w:ascii="Arial" w:eastAsia="Arial" w:hAnsi="Arial" w:cs="Arial"/>
+        </w:rPr>
         <w:t xml:space="preserve">Pasiūlymą pateikęs Tiekėjas, Perkančiojo subjekto ir/ar kompetentingų institucijų prašymu nepateikė </w:t>
       </w:r>
       <w:r>
@@ -11039,7 +11170,7 @@
         <w:rPr>
           <w:rFonts w:ascii="Arial" w:eastAsia="Arial" w:hAnsi="Arial" w:cs="Arial"/>
         </w:rPr>
-        <w:t>1</w:t>
+        <w:t>2</w:t>
       </w:r>
       <w:r>
         <w:rPr>
@@ -11575,6 +11706,7 @@
         <w:rPr>
           <w:rFonts w:ascii="Arial" w:eastAsia="Arial" w:hAnsi="Arial" w:cs="Arial"/>
         </w:rPr>
+        <w:lastRenderedPageBreak/>
         <w:t>8</w:t>
       </w:r>
       <w:r>
@@ -11962,7 +12094,6 @@
         <w:rPr>
           <w:rFonts w:ascii="Arial" w:eastAsia="Arial" w:hAnsi="Arial" w:cs="Arial"/>
         </w:rPr>
-        <w:lastRenderedPageBreak/>
         <w:t>8</w:t>
       </w:r>
       <w:r>
@@ -12627,7 +12758,7 @@
         <w:t>iekėjais ar Ūkio subjektais, kurių pajėgumais remiamasi, tais atvejais, kai jiems tenka daugiau kaip 10 % Sutarties vertės.</w:t>
       </w:r>
     </w:p>
-    <w:bookmarkEnd w:id="31"/>
+    <w:bookmarkEnd w:id="30"/>
     <w:p>
       <w:pPr>
         <w:pBdr>
@@ -12651,6 +12782,7 @@
         <w:rPr>
           <w:rFonts w:ascii="Arial" w:eastAsia="Arial" w:hAnsi="Arial" w:cs="Arial"/>
         </w:rPr>
+        <w:lastRenderedPageBreak/>
         <w:t>8</w:t>
       </w:r>
       <w:r>
@@ -12698,7 +12830,7 @@
           <w:szCs w:val="20"/>
         </w:rPr>
       </w:pPr>
-      <w:bookmarkStart w:id="33" w:name="_Toc198543131"/>
+      <w:bookmarkStart w:id="32" w:name="_Toc198543131"/>
       <w:r>
         <w:rPr>
           <w:rFonts w:ascii="Arial" w:hAnsi="Arial" w:cs="Arial"/>
@@ -12735,7 +12867,7 @@
         </w:rPr>
         <w:t>LAIMĖTOJO NUSTATYMAS, SUTARTIES SUDARYMAS</w:t>
       </w:r>
-      <w:bookmarkEnd w:id="33"/>
+      <w:bookmarkEnd w:id="32"/>
     </w:p>
     <w:p>
       <w:pPr>
@@ -13029,7 +13161,7 @@
         </w:rPr>
         <w:t xml:space="preserve"> </w:t>
       </w:r>
-      <w:commentRangeStart w:id="34"/>
+      <w:commentRangeStart w:id="33"/>
       <w:r>
         <w:rPr>
           <w:rFonts w:ascii="Arial" w:eastAsia="Arial" w:hAnsi="Arial" w:cs="Arial"/>
@@ -13072,7 +13204,7 @@
         </w:rPr>
         <w:t xml:space="preserve">utarties įvykdymo užtikrinimą ir projektuotojo civilinės atsakomybės privalomojo draudimo liudijimo (poliso) kopiją.   </w:t>
       </w:r>
-      <w:commentRangeEnd w:id="34"/>
+      <w:commentRangeEnd w:id="33"/>
       <w:r>
         <w:rPr>
           <w:rStyle w:val="CommentReference"/>
@@ -13080,7 +13212,7 @@
           <w:sz w:val="20"/>
           <w:szCs w:val="20"/>
         </w:rPr>
-        <w:commentReference w:id="34"/>
+        <w:commentReference w:id="33"/>
       </w:r>
     </w:p>
     <w:p>
@@ -13372,7 +13504,6 @@
         <w:rPr>
           <w:rFonts w:ascii="Arial" w:eastAsia="Arial" w:hAnsi="Arial" w:cs="Arial"/>
         </w:rPr>
-        <w:lastRenderedPageBreak/>
         <w:t>T</w:t>
       </w:r>
       <w:r>
@@ -13719,7 +13850,7 @@
           <w:szCs w:val="20"/>
         </w:rPr>
       </w:pPr>
-      <w:bookmarkStart w:id="35" w:name="_Toc198543132"/>
+      <w:bookmarkStart w:id="34" w:name="_Toc198543132"/>
       <w:r>
         <w:rPr>
           <w:rFonts w:ascii="Arial" w:hAnsi="Arial" w:cs="Arial"/>
@@ -13729,7 +13860,7 @@
         </w:rPr>
         <w:t>INFORMAVIMAS APIE KONKRETAUS PIRKIMO REZULTATUS</w:t>
       </w:r>
-      <w:bookmarkEnd w:id="35"/>
+      <w:bookmarkEnd w:id="34"/>
     </w:p>
     <w:p>
       <w:pPr>
@@ -13852,6 +13983,7 @@
         <w:rPr>
           <w:rFonts w:ascii="Arial" w:eastAsia="Arial" w:hAnsi="Arial" w:cs="Arial"/>
         </w:rPr>
+        <w:lastRenderedPageBreak/>
         <w:t>T</w:t>
       </w:r>
       <w:r>
@@ -14495,7 +14627,7 @@
           <w:szCs w:val="20"/>
         </w:rPr>
       </w:pPr>
-      <w:bookmarkStart w:id="36" w:name="_Toc198543133"/>
+      <w:bookmarkStart w:id="35" w:name="_Toc198543133"/>
       <w:r>
         <w:rPr>
           <w:rFonts w:ascii="Arial" w:hAnsi="Arial" w:cs="Arial"/>
@@ -14505,7 +14637,7 @@
         </w:rPr>
         <w:t>KONKRETAUS PIRKIMO NUTRAUKIMAS</w:t>
       </w:r>
-      <w:bookmarkEnd w:id="36"/>
+      <w:bookmarkEnd w:id="35"/>
     </w:p>
     <w:p>
       <w:pPr>
@@ -14602,7 +14734,6 @@
         <w:rPr>
           <w:rFonts w:ascii="Arial" w:eastAsia="Arial" w:hAnsi="Arial" w:cs="Arial"/>
         </w:rPr>
-        <w:lastRenderedPageBreak/>
         <w:t xml:space="preserve">Apie konkretaus pirkimo nutraukimą CVP IS priemonėmis informuojami visi </w:t>
       </w:r>
       <w:r>
@@ -14657,7 +14788,7 @@
           <w:szCs w:val="20"/>
         </w:rPr>
       </w:pPr>
-      <w:bookmarkStart w:id="37" w:name="_Toc198543134"/>
+      <w:bookmarkStart w:id="36" w:name="_Toc198543134"/>
       <w:r>
         <w:rPr>
           <w:rFonts w:ascii="Arial" w:hAnsi="Arial" w:cs="Arial"/>
@@ -14667,7 +14798,7 @@
         </w:rPr>
         <w:t>ATITIKTIES NACIONALINIO SAUGUMO INTERESAMS PATIKRA</w:t>
       </w:r>
-      <w:bookmarkEnd w:id="37"/>
+      <w:bookmarkEnd w:id="36"/>
     </w:p>
     <w:p>
       <w:pPr>
@@ -14774,14 +14905,14 @@
         </w:rPr>
         <w:t xml:space="preserve">irkimo metu keliami reikalavimai dėl Tiekėjų, Subtiekėjų, Ūkio subjektų, kurių pajėgumais </w:t>
       </w:r>
-      <w:bookmarkStart w:id="38" w:name="_Hlk127263863"/>
+      <w:bookmarkStart w:id="37" w:name="_Hlk127263863"/>
       <w:r>
         <w:rPr>
           <w:rFonts w:ascii="Arial" w:eastAsia="Arial" w:hAnsi="Arial" w:cs="Arial"/>
         </w:rPr>
         <w:t>remiamasi</w:t>
       </w:r>
-      <w:bookmarkEnd w:id="38"/>
+      <w:bookmarkEnd w:id="37"/>
       <w:r>
         <w:rPr>
           <w:rFonts w:ascii="Arial" w:eastAsia="Arial" w:hAnsi="Arial" w:cs="Arial"/>
@@ -14848,6 +14979,7 @@
         <w:rPr>
           <w:rFonts w:ascii="Arial" w:eastAsia="Arial" w:hAnsi="Arial" w:cs="Arial"/>
         </w:rPr>
+        <w:lastRenderedPageBreak/>
         <w:t>Tiekėjui Sutarties pagrindu yra suteikiama teisė dalyvauti įgyvendinant ypatingos valstybinės svarbos projektą ar valstybei svarbų projektą;</w:t>
       </w:r>
     </w:p>
@@ -15024,14 +15156,14 @@
         </w:rPr>
         <w:t xml:space="preserve">Tiekėjas, kuris nepateiks reikalaujamos informacijos ir/ar dokumentų, ar Lietuvos Respublikos Vyriausybė priims sprendimą, patvirtinantį, kad ketinama sudaryti Sutartis su Tiekėju neatitinka nacionalinio saugumo interesų vadovaujantis Nacionaliniam saugumui užtikrinti svarbių objektų apsaugos įstatymu, </w:t>
       </w:r>
-      <w:bookmarkStart w:id="39" w:name="_Hlk96615734"/>
+      <w:bookmarkStart w:id="38" w:name="_Hlk96615734"/>
       <w:r>
         <w:rPr>
           <w:rFonts w:ascii="Arial" w:eastAsia="Arial" w:hAnsi="Arial" w:cs="Arial"/>
         </w:rPr>
         <w:t>ar Lietuvos Respublikos Vyriausybei priėmus sprendimą/nustačius, kad Tiekėjas neatitinka nacionalinio saugumo interesų vadovaujantis Nacionaliniam saugumui užtikrinti svarbių objektų apsaugos įstatymu</w:t>
       </w:r>
-      <w:bookmarkEnd w:id="39"/>
+      <w:bookmarkEnd w:id="38"/>
       <w:r>
         <w:rPr>
           <w:rFonts w:ascii="Arial" w:eastAsia="Arial" w:hAnsi="Arial" w:cs="Arial"/>
@@ -15189,7 +15321,7 @@
           <w:szCs w:val="20"/>
         </w:rPr>
       </w:pPr>
-      <w:bookmarkStart w:id="40" w:name="_Toc198543135"/>
+      <w:bookmarkStart w:id="39" w:name="_Toc198543135"/>
       <w:r>
         <w:rPr>
           <w:rFonts w:ascii="Arial" w:hAnsi="Arial" w:cs="Arial"/>
@@ -15199,7 +15331,7 @@
         </w:rPr>
         <w:t>KITOS NUOSTATOS</w:t>
       </w:r>
-      <w:bookmarkEnd w:id="40"/>
+      <w:bookmarkEnd w:id="39"/>
     </w:p>
     <w:p>
       <w:pPr>
@@ -15274,15 +15406,7 @@
           <w:rFonts w:ascii="Arial" w:hAnsi="Arial" w:cs="Arial"/>
           <w:color w:val="FF0000"/>
         </w:rPr>
-        <w:t xml:space="preserve">Sutarties įvykdymo užtikrinimo originalo, projektuotojo civilinės atsakomybės privalomojo draudimo </w:t>
-      </w:r>
-      <w:r>
-        <w:rPr>
-          <w:rFonts w:ascii="Arial" w:hAnsi="Arial" w:cs="Arial"/>
-          <w:color w:val="FF0000"/>
-        </w:rPr>
-        <w:lastRenderedPageBreak/>
-        <w:t xml:space="preserve">liudijimo (poliso) kopijos, nepaaiškins pateikto Pasiūlymo </w:t>
+        <w:t xml:space="preserve">Sutarties įvykdymo užtikrinimo originalo, projektuotojo civilinės atsakomybės privalomojo draudimo liudijimo (poliso) kopijos, nepaaiškins pateikto Pasiūlymo </w:t>
       </w:r>
       <w:r>
         <w:rPr>
@@ -15343,7 +15467,7 @@
           <w:color w:val="FF0000"/>
         </w:rPr>
       </w:pPr>
-      <w:bookmarkStart w:id="41" w:name="_Hlk503166841"/>
+      <w:bookmarkStart w:id="40" w:name="_Hlk503166841"/>
       <w:r>
         <w:rPr>
           <w:rFonts w:ascii="Arial" w:hAnsi="Arial" w:cs="Arial"/>
@@ -15484,7 +15608,7 @@
         <w:t>pasiūlymo kaina Eur be PVM bus mažesnė nei kito Tiekėjo, pasiūlymų eilėje esančio po atsisakiusio sudaryti Sutartį Tiekėjo).</w:t>
       </w:r>
     </w:p>
-    <w:bookmarkEnd w:id="41"/>
+    <w:bookmarkEnd w:id="40"/>
     <w:p>
       <w:pPr>
         <w:spacing w:line="295" w:lineRule="auto"/>
@@ -15546,7 +15670,14 @@
         <w:rPr>
           <w:rFonts w:ascii="Arial" w:hAnsi="Arial" w:cs="Arial"/>
         </w:rPr>
-        <w:t xml:space="preserve">arba Tiekėjas, kuris bus kviečiamas sudaryti Sutartį, atsisakys ją sudaryti, jis, Perkančiajam subjektui pareikalavus, turės sumokėti kainos skirtumą tarp Sutartį atsisakiusio pasirašyti Tiekėjo </w:t>
+        <w:t xml:space="preserve">arba Tiekėjas, kuris bus kviečiamas sudaryti Sutartį, atsisakys ją sudaryti, jis, Perkančiajam subjektui pareikalavus, turės sumokėti kainos skirtumą tarp Sutartį atsisakiusio </w:t>
+      </w:r>
+      <w:r>
+        <w:rPr>
+          <w:rFonts w:ascii="Arial" w:hAnsi="Arial" w:cs="Arial"/>
+        </w:rPr>
+        <w:lastRenderedPageBreak/>
+        <w:t xml:space="preserve">pasirašyti Tiekėjo </w:t>
       </w:r>
       <w:r>
         <w:rPr>
@@ -15688,7 +15819,7 @@
         </w:rPr>
         <w:t xml:space="preserve">13.3. </w:t>
       </w:r>
-      <w:commentRangeStart w:id="42"/>
+      <w:commentRangeStart w:id="41"/>
       <w:r>
         <w:rPr>
           <w:rFonts w:ascii="Arial" w:eastAsia="Arial" w:hAnsi="Arial" w:cs="Arial"/>
@@ -15726,7 +15857,7 @@
         </w:rPr>
         <w:t>SPS x priedą „Sandorio šalies ir (ar) subtiekėjo duomenų forma“.</w:t>
       </w:r>
-      <w:commentRangeEnd w:id="42"/>
+      <w:commentRangeEnd w:id="41"/>
       <w:r>
         <w:rPr>
           <w:rStyle w:val="CommentReference"/>
@@ -15735,7 +15866,7 @@
           <w:sz w:val="20"/>
           <w:szCs w:val="20"/>
         </w:rPr>
-        <w:commentReference w:id="42"/>
+        <w:commentReference w:id="41"/>
       </w:r>
     </w:p>
     <w:p>
@@ -15790,7 +15921,7 @@
           <w:szCs w:val="20"/>
         </w:rPr>
       </w:pPr>
-      <w:bookmarkStart w:id="43" w:name="_Toc198543136"/>
+      <w:bookmarkStart w:id="42" w:name="_Toc198543136"/>
       <w:r>
         <w:rPr>
           <w:rFonts w:ascii="Arial" w:hAnsi="Arial" w:cs="Arial"/>
@@ -15818,7 +15949,7 @@
         </w:rPr>
         <w:t>VEIKSMUS AR PRIIMTUS SPRENDIMUS</w:t>
       </w:r>
-      <w:bookmarkEnd w:id="43"/>
+      <w:bookmarkEnd w:id="42"/>
     </w:p>
     <w:p>
       <w:pPr>
@@ -16003,7 +16134,7 @@
           <w:szCs w:val="20"/>
         </w:rPr>
       </w:pPr>
-      <w:bookmarkStart w:id="44" w:name="_Toc198543137"/>
+      <w:bookmarkStart w:id="43" w:name="_Toc198543137"/>
       <w:r>
         <w:rPr>
           <w:rFonts w:ascii="Arial" w:hAnsi="Arial" w:cs="Arial"/>
@@ -16013,7 +16144,7 @@
         </w:rPr>
         <w:t>PRIEDAI</w:t>
       </w:r>
-      <w:bookmarkEnd w:id="44"/>
+      <w:bookmarkEnd w:id="43"/>
     </w:p>
     <w:p>
       <w:pPr>
@@ -16036,7 +16167,7 @@
           <w:color w:val="FF0000"/>
         </w:rPr>
       </w:pPr>
-      <w:commentRangeStart w:id="45"/>
+      <w:commentRangeStart w:id="44"/>
       <w:r>
         <w:rPr>
           <w:rFonts w:ascii="Arial" w:eastAsia="Arial" w:hAnsi="Arial" w:cs="Arial"/>
@@ -16114,7 +16245,6 @@
           <w:rFonts w:ascii="Arial" w:eastAsia="Arial" w:hAnsi="Arial" w:cs="Arial"/>
           <w:color w:val="FF0000"/>
         </w:rPr>
-        <w:lastRenderedPageBreak/>
         <w:t>2 priedas – Nacionalinio saugumo reikalavimų atitikties deklaracija</w:t>
       </w:r>
       <w:r>
@@ -16158,7 +16288,29 @@
           <w:rFonts w:ascii="Arial" w:eastAsia="Arial" w:hAnsi="Arial" w:cs="Arial"/>
           <w:color w:val="FF0000"/>
         </w:rPr>
-        <w:t xml:space="preserve"> priedas – Konfidenciali informacija;</w:t>
+        <w:t xml:space="preserve"> priedas – Konfidenciali informacija</w:t>
+      </w:r>
+      <w:r>
+        <w:rPr>
+          <w:rFonts w:ascii="Arial" w:eastAsia="Arial" w:hAnsi="Arial" w:cs="Arial"/>
+          <w:color w:val="FF0000"/>
+        </w:rPr>
+        <w:t xml:space="preserve"> </w:t>
+      </w:r>
+      <w:r>
+        <w:rPr>
+          <w:rFonts w:ascii="Arial" w:hAnsi="Arial" w:cs="Arial"/>
+          <w:i/>
+          <w:iCs/>
+        </w:rPr>
+        <w:t>(bus prašoma pateikti tik galimo laimėtojo/laimėtojo)</w:t>
+      </w:r>
+      <w:r>
+        <w:rPr>
+          <w:rFonts w:ascii="Arial" w:eastAsia="Arial" w:hAnsi="Arial" w:cs="Arial"/>
+          <w:color w:val="FF0000"/>
+        </w:rPr>
+        <w:t>;</w:t>
       </w:r>
     </w:p>
     <w:p>
@@ -16324,7 +16476,7 @@
         <w:t>;</w:t>
       </w:r>
     </w:p>
-    <w:commentRangeEnd w:id="45"/>
+    <w:commentRangeEnd w:id="44"/>
     <w:p>
       <w:pPr>
         <w:pStyle w:val="ListParagraph"/>
@@ -16354,7 +16506,7 @@
           <w:sz w:val="20"/>
           <w:szCs w:val="20"/>
         </w:rPr>
-        <w:commentReference w:id="45"/>
+        <w:commentReference w:id="44"/>
       </w:r>
       <w:r>
         <w:rPr>
@@ -16439,15 +16591,16 @@
           <w:rFonts w:ascii="Arial" w:hAnsi="Arial" w:cs="Arial"/>
         </w:rPr>
       </w:pPr>
-      <w:bookmarkStart w:id="46" w:name="bookmark=id.3dy6vkm" w:colFirst="0" w:colLast="0"/>
-      <w:bookmarkStart w:id="47" w:name="bookmark=id.1t3h5sf" w:colFirst="0" w:colLast="0"/>
-      <w:bookmarkStart w:id="48" w:name="_heading=h.4d34og8" w:colFirst="0" w:colLast="0"/>
+      <w:bookmarkStart w:id="45" w:name="bookmark=id.3dy6vkm" w:colFirst="0" w:colLast="0"/>
+      <w:bookmarkStart w:id="46" w:name="bookmark=id.1t3h5sf" w:colFirst="0" w:colLast="0"/>
+      <w:bookmarkStart w:id="47" w:name="_heading=h.4d34og8" w:colFirst="0" w:colLast="0"/>
+      <w:bookmarkEnd w:id="45"/>
       <w:bookmarkEnd w:id="46"/>
       <w:bookmarkEnd w:id="47"/>
-      <w:bookmarkEnd w:id="48"/>
     </w:p>
     <w:sectPr>
       <w:headerReference w:type="default" r:id="rId14"/>
+      <w:footerReference w:type="default" r:id="rId15"/>
       <w:pgSz w:w="11900" w:h="16838"/>
       <w:pgMar w:top="1440" w:right="686" w:bottom="89" w:left="1418" w:header="0" w:footer="0" w:gutter="0"/>
       <w:cols w:space="720"/>
@@ -16681,13 +16834,10 @@
         <w:annotationRef/>
       </w:r>
       <w:r>
-        <w:t xml:space="preserve">Punktas taikomas </w:t>
-      </w:r>
-      <w:r>
-        <w:rPr>
-          <w:color w:val="000000"/>
-        </w:rPr>
-        <w:t xml:space="preserve">Mobilizacijos, karo, nepaprastosios padėties atveju ar kai Lietuvos Respublikos Vyriausybė, įvertinusi riziką, kad veiksniai, dėl kurių buvo ar gali būti paskelbta mobilizacija, įvesta karo ar nepaprastoji padėtis, kelia grėsmę nacionaliniam saugumui, yra priėmusi sprendimą dėl šios nuostatos taikymo. </w:t>
+        <w:rPr>
+          <w:color w:val="FF0000"/>
+        </w:rPr>
+        <w:t>Abejonių kyla ir dokumentų prašome visais atvejais, jei atitinkamas tiekėjas, subtiekėjas, ūkio subjektas, kurio pajėgumais remiamasi, ar gamintojas yra užsienio šalyje registruotas subjektas. Iš Lietuvoje registruotų subjektų dokumentų standartiškai pagal šį reikalavimą neprašome.</w:t>
       </w:r>
     </w:p>
   </w:comment>
@@ -16703,16 +16853,7 @@
         <w:annotationRef/>
       </w:r>
       <w:r>
-        <w:t xml:space="preserve">Punktas taikomas </w:t>
-      </w:r>
-      <w:r>
-        <w:rPr>
-          <w:color w:val="000000"/>
-        </w:rPr>
-        <w:t xml:space="preserve">Mobilizacijos, karo, nepaprastosios padėties atveju ar kai Lietuvos Respublikos Vyriausybė, įvertinusi riziką, kad veiksniai, dėl kurių buvo ar gali būti paskelbta mobilizacija, įvesta karo ar nepaprastoji padėtis, kelia grėsmę nacionaliniam saugumui, yra priėmusi sprendimą dėl šios nuostatos taikymo. Kitu atveju - trinti. </w:t>
-      </w:r>
-      <w:r>
-        <w:t xml:space="preserve"> </w:t>
+        <w:t>Taikoma visiems pirkimams, kai Pirkimo objektas apima VPĮ 92 str. 13 dalyje numatytame sąraše nurodytų BVPŽ kodų prekes ir paslaugas. Kitais atvejais - trinti visą 5 punktą.</w:t>
       </w:r>
     </w:p>
   </w:comment>
@@ -16728,11 +16869,11 @@
         <w:annotationRef/>
       </w:r>
       <w:r>
-        <w:t>Taikoma visiems pirkimams, kai Pirkimo objektas apima VPĮ 92 str. 13 dalyje numatytame sąraše nurodytų BVPŽ kodų prekes ir paslaugas. Kitais atvejais - trinti visą 5 punktą.</w:t>
+        <w:t>Taikoma, jeigu vykdomas su nacionaliniu saugumu susijusių prekių, paslaugų ar darbų pirkimas (pagal pasiūlymo duomenis, numatoma kreiptis į komisiją), kitu atveju - trinti.</w:t>
       </w:r>
     </w:p>
   </w:comment>
-  <w:comment w:id="21" w:author="Author" w:initials="A">
+  <w:comment w:id="28" w:author="Author" w:initials="A">
     <w:p>
       <w:pPr>
         <w:pStyle w:val="CommentText"/>
@@ -16744,11 +16885,11 @@
         <w:annotationRef/>
       </w:r>
       <w:r>
-        <w:t>Taikoma, jeigu vykdomas su nacionaliniu saugumu susijusių prekių, paslaugų ar darbų pirkimas (pagal pasiūlymo duomenis, numatoma kreiptis į komisiją), kitu atveju - trinti.</w:t>
+        <w:t>Konkretaus pirkimo metu pasiūlymų vertinimo kriterijai, nurodyti skelbime apie pirkimą, negali būti pakeisti, tačiau kiekvieno konkretaus pirkimo atveju gali būti patikslinti.</w:t>
       </w:r>
     </w:p>
   </w:comment>
-  <w:comment w:id="29" w:author="Author" w:initials="A">
+  <w:comment w:id="33" w:author="Author" w:initials="A">
     <w:p>
       <w:pPr>
         <w:pStyle w:val="CommentText"/>
@@ -16759,12 +16900,44 @@
         </w:rPr>
         <w:annotationRef/>
       </w:r>
-      <w:r>
-        <w:t>Konkretaus pirkimo metu pasiūlymų vertinimo kriterijai, nurodyti skelbime apie pirkimą, negali būti pakeisti, tačiau kiekvieno konkretaus pirkimo atveju gali būti patikslinti.</w:t>
+    </w:p>
+    <w:p>
+      <w:pPr>
+        <w:pStyle w:val="CommentText"/>
+      </w:pPr>
+      <w:r>
+        <w:t xml:space="preserve">„Vadovaujantis UAB „EPSO-G“ įmonių grupės iždo ir finansinių rizikų politika, Sutarties įvykdymo užtikrinimas </w:t>
+      </w:r>
+      <w:r>
+        <w:rPr>
+          <w:u w:val="single"/>
+        </w:rPr>
+        <w:t xml:space="preserve">privalo būti taikomas </w:t>
+      </w:r>
+      <w:r>
+        <w:t xml:space="preserve">pirkimuose, </w:t>
+      </w:r>
+      <w:r>
+        <w:rPr>
+          <w:u w:val="single"/>
+        </w:rPr>
+        <w:t xml:space="preserve">kurių vertė viršija 803 tūkstančius eurų, </w:t>
+      </w:r>
+      <w:r>
+        <w:t xml:space="preserve">žemesnės vertės pirkimuose taikoma atsižvelgus į įsipareigojimų nevykdymo riziką. Užtikrinimo priemonių pirkimuose, </w:t>
+      </w:r>
+      <w:r>
+        <w:rPr>
+          <w:u w:val="single"/>
+        </w:rPr>
+        <w:t>kurių vertė viršija 803 tūkstančius eurų</w:t>
+      </w:r>
+      <w:r>
+        <w:t xml:space="preserve"> gali būti neprašoma, jeigu Pirkėjas prieš Pirkimą parengia ir pateikia Grupės iždui raštišką argumentaciją, kodėl Užtikrinimo priemonės konkretaus sandorio atžvilgiu nėra tikslingos arba jei, vadovaujantis teisės aktų nuostatomis, yra vykdoma neskelbiamo Pirkimo procedūra iš vienintelio Tiekėjo. Rekomenduojama užtikrinimo vertė nuo pradinės sutarties vertės – ne mažiau nei 10 proc.“. </w:t>
       </w:r>
     </w:p>
   </w:comment>
-  <w:comment w:id="34" w:author="Author" w:initials="A">
+  <w:comment w:id="41" w:author="Author" w:initials="A">
     <w:p>
       <w:pPr>
         <w:pStyle w:val="CommentText"/>
@@ -16775,60 +16948,12 @@
         </w:rPr>
         <w:annotationRef/>
       </w:r>
-    </w:p>
-    <w:p>
-      <w:pPr>
-        <w:pStyle w:val="CommentText"/>
-      </w:pPr>
-      <w:r>
-        <w:t xml:space="preserve">„Vadovaujantis UAB „EPSO-G“ įmonių grupės iždo ir finansinių rizikų politika, Sutarties įvykdymo užtikrinimas </w:t>
-      </w:r>
-      <w:r>
-        <w:rPr>
-          <w:u w:val="single"/>
-        </w:rPr>
-        <w:t xml:space="preserve">privalo būti taikomas </w:t>
-      </w:r>
-      <w:r>
-        <w:t xml:space="preserve">pirkimuose, </w:t>
-      </w:r>
-      <w:r>
-        <w:rPr>
-          <w:u w:val="single"/>
-        </w:rPr>
-        <w:t xml:space="preserve">kurių vertė viršija 803 tūkstančius eurų, </w:t>
-      </w:r>
-      <w:r>
-        <w:t xml:space="preserve">žemesnės vertės pirkimuose taikoma atsižvelgus į įsipareigojimų nevykdymo riziką. Užtikrinimo priemonių pirkimuose, </w:t>
-      </w:r>
-      <w:r>
-        <w:rPr>
-          <w:u w:val="single"/>
-        </w:rPr>
-        <w:t>kurių vertė viršija 803 tūkstančius eurų</w:t>
-      </w:r>
-      <w:r>
-        <w:t xml:space="preserve"> gali būti neprašoma, jeigu Pirkėjas prieš Pirkimą parengia ir pateikia Grupės iždui raštišką argumentaciją, kodėl Užtikrinimo priemonės konkretaus sandorio atžvilgiu nėra tikslingos arba jei, vadovaujantis teisės aktų nuostatomis, yra vykdoma neskelbiamo Pirkimo procedūra iš vienintelio Tiekėjo. Rekomenduojama užtikrinimo vertė nuo pradinės sutarties vertės – ne mažiau nei 10 proc.“. </w:t>
+      <w:r>
+        <w:t xml:space="preserve">Punktas taikomas, kai Pirkime numatome kreiptis į nac. Saugumo koordinavimo komisiją. Kitu atveju - trinti. </w:t>
       </w:r>
     </w:p>
   </w:comment>
-  <w:comment w:id="42" w:author="Author" w:initials="A">
-    <w:p>
-      <w:pPr>
-        <w:pStyle w:val="CommentText"/>
-      </w:pPr>
-      <w:r>
-        <w:rPr>
-          <w:rStyle w:val="CommentReference"/>
-        </w:rPr>
-        <w:annotationRef/>
-      </w:r>
-      <w:r>
-        <w:t xml:space="preserve">Punktas taikomas, kai Pirkime numatome kreiptis į nac. Saugumo koordinavimo komisiją. Kitu atveju - trinti. </w:t>
-      </w:r>
-    </w:p>
-  </w:comment>
-  <w:comment w:id="45" w:author="Author" w:initials="A">
+  <w:comment w:id="44" w:author="Author" w:initials="A">
     <w:p>
       <w:pPr>
         <w:pStyle w:val="CommentText"/>
@@ -16861,8 +16986,7 @@
   <w15:commentEx w15:paraId="59D56AB8" w15:done="0"/>
   <w15:commentEx w15:paraId="0D48CCD3" w15:done="0"/>
   <w15:commentEx w15:paraId="52C576B3" w15:done="0"/>
-  <w15:commentEx w15:paraId="7A2FDC16" w15:done="0"/>
-  <w15:commentEx w15:paraId="2DEE8FA2" w15:done="0"/>
+  <w15:commentEx w15:paraId="17083F70" w15:done="0"/>
   <w15:commentEx w15:paraId="560B795C" w15:done="0"/>
   <w15:commentEx w15:paraId="4474897D" w15:done="0"/>
   <w15:commentEx w15:paraId="22E05203" w15:done="0"/>
@@ -16886,8 +17010,7 @@
   <w16cid:commentId w16cid:paraId="59D56AB8" w16cid:durableId="275EDA33"/>
   <w16cid:commentId w16cid:paraId="0D48CCD3" w16cid:durableId="275EDD56"/>
   <w16cid:commentId w16cid:paraId="52C576B3" w16cid:durableId="2785F2EE"/>
-  <w16cid:commentId w16cid:paraId="7A2FDC16" w16cid:durableId="2785F72A"/>
-  <w16cid:commentId w16cid:paraId="2DEE8FA2" w16cid:durableId="2785F809"/>
+  <w16cid:commentId w16cid:paraId="17083F70" w16cid:durableId="4FEFBDF7"/>
   <w16cid:commentId w16cid:paraId="560B795C" w16cid:durableId="2785F965"/>
   <w16cid:commentId w16cid:paraId="4474897D" w16cid:durableId="2785FA31"/>
   <w16cid:commentId w16cid:paraId="22E05203" w16cid:durableId="27602352"/>
@@ -16914,6 +17037,61 @@
     </w:p>
   </w:endnote>
 </w:endnotes>
+</file>
+
+<file path=word/footer1.xml><?xml version="1.0" encoding="utf-8"?>
+<w:ftr xmlns:wpc="http://schemas.microsoft.com/office/word/2010/wordprocessingCanvas" xmlns:cx="http://schemas.microsoft.com/office/drawing/2014/chartex" xmlns:cx1="http://schemas.microsoft.com/office/drawing/2015/9/8/chartex" xmlns:cx2="http://schemas.microsoft.com/office/drawing/2015/10/21/chartex" xmlns:cx3="http://schemas.microsoft.com/office/drawing/2016/5/9/chartex" xmlns:cx4="http://schemas.microsoft.com/office/drawing/2016/5/10/chartex" xmlns:cx5="http://schemas.microsoft.com/office/drawing/2016/5/11/chartex" xmlns:cx6="http://schemas.microsoft.com/office/drawing/2016/5/12/chartex" xmlns:cx7="http://schemas.microsoft.com/office/drawing/2016/5/13/chartex" xmlns:cx8="http://schemas.microsoft.com/office/drawing/2016/5/14/chartex" xmlns:mc="http://schemas.openxmlformats.org/markup-compatibility/2006" xmlns:aink="http://schemas.microsoft.com/office/drawing/2016/ink" xmlns:am3d="http://schemas.microsoft.com/office/drawing/2017/model3d" xmlns:o="urn:schemas-microsoft-com:office:office" xmlns:oel="http://schemas.microsoft.com/office/2019/extlst" xmlns:r="http://schemas.openxmlformats.org/officeDocument/2006/relationships" xmlns:m="http://schemas.openxmlformats.org/officeDocument/2006/math" xmlns:v="urn:schemas-microsoft-com:vml" xmlns:wp14="http://schemas.microsoft.com/office/word/2010/wordprocessingDrawing" xmlns:wp="http://schemas.openxmlformats.org/drawingml/2006/wordprocessingDrawing" xmlns:w10="urn:schemas-microsoft-com:office:word" xmlns:w="http://schemas.openxmlformats.org/wordprocessingml/2006/main" xmlns:w14="http://schemas.microsoft.com/office/word/2010/wordml" xmlns:w15="http://schemas.microsoft.com/office/word/2012/wordml" xmlns:w16cex="http://schemas.microsoft.com/office/word/2018/wordml/cex" xmlns:w16cid="http://schemas.microsoft.com/office/word/2016/wordml/cid" xmlns:w16="http://schemas.microsoft.com/office/word/2018/wordml" xmlns:w16du="http://schemas.microsoft.com/office/word/2023/wordml/word16du" xmlns:w16sdtdh="http://schemas.microsoft.com/office/word/2020/wordml/sdtdatahash" xmlns:w16sdtfl="http://schemas.microsoft.com/office/word/2024/wordml/sdtformatlock" xmlns:w16se="http://schemas.microsoft.com/office/word/2015/wordml/symex" xmlns:wpg="http://schemas.microsoft.com/office/word/2010/wordprocessingGroup" xmlns:wpi="http://schemas.microsoft.com/office/word/2010/wordprocessingInk" xmlns:wne="http://schemas.microsoft.com/office/word/2006/wordml" xmlns:wps="http://schemas.microsoft.com/office/word/2010/wordprocessingShape" mc:Ignorable="w14 w15 w16se w16cid w16 w16cex w16sdtdh w16sdtfl w16du wp14">
+  <w:sdt>
+    <w:sdtPr>
+      <w:id w:val="2020577539"/>
+      <w:docPartObj>
+        <w:docPartGallery w:val="Page Numbers (Bottom of Page)"/>
+        <w:docPartUnique/>
+      </w:docPartObj>
+    </w:sdtPr>
+    <w:sdtContent>
+      <w:p>
+        <w:pPr>
+          <w:pStyle w:val="Footer"/>
+          <w:jc w:val="right"/>
+        </w:pPr>
+        <w:r>
+          <w:fldChar w:fldCharType="begin"/>
+        </w:r>
+        <w:r>
+          <w:instrText>PAGE   \* MERGEFORMAT</w:instrText>
+        </w:r>
+        <w:r>
+          <w:fldChar w:fldCharType="separate"/>
+        </w:r>
+        <w:r>
+          <w:t>2</w:t>
+        </w:r>
+        <w:r>
+          <w:fldChar w:fldCharType="end"/>
+        </w:r>
+      </w:p>
+    </w:sdtContent>
+  </w:sdt>
+  <w:p>
+    <w:pPr>
+      <w:pBdr>
+        <w:top w:val="nil"/>
+        <w:left w:val="nil"/>
+        <w:bottom w:val="nil"/>
+        <w:right w:val="nil"/>
+        <w:between w:val="nil"/>
+      </w:pBdr>
+      <w:tabs>
+        <w:tab w:val="center" w:pos="4680"/>
+        <w:tab w:val="right" w:pos="9360"/>
+      </w:tabs>
+      <w:rPr>
+        <w:color w:val="000000"/>
+      </w:rPr>
+    </w:pPr>
+  </w:p>
+</w:ftr>
 </file>
 
 <file path=word/footnotes.xml><?xml version="1.0" encoding="utf-8"?>
@@ -22687,7 +22865,7 @@
 </file>
 
 <file path=customXml/itemProps1.xml><?xml version="1.0" encoding="utf-8"?>
-<ds:datastoreItem xmlns:ds="http://schemas.openxmlformats.org/officeDocument/2006/customXml" ds:itemID="{6741B372-6267-404B-918C-311299E61614}">
+<ds:datastoreItem xmlns:ds="http://schemas.openxmlformats.org/officeDocument/2006/customXml" ds:itemID="{5944001A-B9AB-4492-855A-7AD520C91B1C}">
   <ds:schemaRefs>
     <ds:schemaRef ds:uri="http://schemas.openxmlformats.org/officeDocument/2006/bibliography"/>
   </ds:schemaRefs>

--- a/PP-salygos/templates/DPSP_LT_SALYGOS.docx
+++ b/PP-salygos/templates/DPSP_LT_SALYGOS.docx
@@ -290,7 +290,7 @@
           <w:rFonts w:ascii="Arial" w:eastAsia="Arial" w:hAnsi="Arial" w:cs="Arial"/>
           <w:b/>
         </w:rPr>
-        <w:t>20   -   -</w:t>
+        <w:t>20 -   -</w:t>
       </w:r>
       <w:commentRangeEnd w:id="2"/>
       <w:r>
@@ -3904,7 +3904,7 @@
         <w:rPr>
           <w:rFonts w:ascii="Arial" w:hAnsi="Arial" w:cs="Arial"/>
         </w:rPr>
-        <w:t xml:space="preserve">4.1. Šio punkto 1 lentelėje  nustatyti reikalavimai dėl nacionalinio saugumo užtikrinimo. </w:t>
+        <w:t xml:space="preserve">4.1. Šio punkto 1 lentelėje nustatyti reikalavimai dėl nacionalinio saugumo užtikrinimo. </w:t>
       </w:r>
       <w:r>
         <w:rPr>
@@ -4068,7 +4068,7 @@
                 <w:rFonts w:ascii="Arial" w:hAnsi="Arial" w:cs="Arial"/>
                 <w:iCs/>
               </w:rPr>
-              <w:t xml:space="preserve"> </w:t>
+              <w:t xml:space="preserve"/>
             </w:r>
             <w:r>
               <w:rPr>
@@ -4428,7 +4428,7 @@
               <w:rPr>
                 <w:rFonts w:ascii="Arial" w:hAnsi="Arial" w:cs="Arial"/>
               </w:rPr>
-              <w:t>Dokumentai, kuriuose nenurodytas galiojimo terminas, turi būti  išduoti ar atspausdinti iš informacinės sistemos ne anksčiau kaip prieš tris mėnesius iki tos dienos, kai Perkančiojo subjekto prašymu Tiekėjas turi pateikti dokumentus.</w:t>
+              <w:t>Dokumentai, kuriuose nenurodytas galiojimo terminas, turi būti išduoti ar atspausdinti iš informacinės sistemos ne anksčiau kaip prieš tris mėnesius iki tos dienos, kai Perkančiojo subjekto prašymu Tiekėjas turi pateikti dokumentus.</w:t>
             </w:r>
           </w:p>
           <w:p>
@@ -4805,7 +4805,7 @@
                 <w:rFonts w:ascii="Arial" w:hAnsi="Arial" w:cs="Arial"/>
                 <w:iCs/>
               </w:rPr>
-              <w:t>Tiekėjas, jo subtiekėjas, ūkio subjektas, kurio pajėgumais remiamasi, nevykdo veiklos VPĮ 92 straipsnio 15 dalyje numatytame sąraše nurodytose valstybėse ar teritorijose ir nėra ūkio subjektų grupės, kurios bet kuris narys vykdo veiklą VPĮ  92 straipsnio 15 dalyje numatytame sąraše nurodytose valstybėse ar teritorijose, narys arba jos vadovas, kitas valdymo ar priežiūros organo narys ar kitas (kiti) asmuo (asmenys), turintis (turintys) teisę atstovauti tiekėjui, subtiekėjui, ūkio subjektui, kurio pajėgumais remiamasi, ar jį kontroliuoti, jo vardu priimti sprendimą, sudaryti sandorį, ir tokiu būdu dalyvauja tokių ūkio subjektų grupių ir (ar) ūkio subjektų veikloje.</w:t>
+              <w:t>Tiekėjas, jo subtiekėjas, ūkio subjektas, kurio pajėgumais remiamasi, nevykdo veiklos VPĮ 92 straipsnio 15 dalyje numatytame sąraše nurodytose valstybėse ar teritorijose ir nėra ūkio subjektų grupės, kurios bet kuris narys vykdo veiklą VPĮ 92 straipsnio 15 dalyje numatytame sąraše nurodytose valstybėse ar teritorijose, narys arba jos vadovas, kitas valdymo ar priežiūros organo narys ar kitas (kiti) asmuo (asmenys), turintis (turintys) teisę atstovauti tiekėjui, subtiekėjui, ūkio subjektui, kurio pajėgumais remiamasi, ar jį kontroliuoti, jo vardu priimti sprendimą, sudaryti sandorį, ir tokiu būdu dalyvauja tokių ūkio subjektų grupių ir (ar) ūkio subjektų veikloje.</w:t>
             </w:r>
           </w:p>
         </w:tc>
@@ -5430,7 +5430,7 @@
               <w:rPr>
                 <w:rFonts w:ascii="Arial" w:hAnsi="Arial" w:cs="Arial"/>
               </w:rPr>
-              <w:t>Dokumentai, kuriuose nenurodytas galiojimo terminas, turi būti  išduoti ar atspausdinti iš informacinės sistemos ne anksčiau kaip prieš tris mėnesius iki tos dienos, kai Perkančiojo subjekto prašymu Tiekėjas turi pateikti dokumentus.</w:t>
+              <w:t>Dokumentai, kuriuose nenurodytas galiojimo terminas, turi būti išduoti ar atspausdinti iš informacinės sistemos ne anksčiau kaip prieš tris mėnesius iki tos dienos, kai Perkančiojo subjekto prašymu Tiekėjas turi pateikti dokumentus.</w:t>
             </w:r>
           </w:p>
           <w:p>
@@ -5731,7 +5731,7 @@
                 <w:rFonts w:ascii="Arial" w:hAnsi="Arial" w:cs="Arial"/>
                 <w:iCs/>
               </w:rPr>
-              <w:t>Pirkime negali dalyvauti Tiekėjai, Subtiekėjai, Tiekėjų grupės nariai, Ūkio subjektai, kurių pajėgumais remiamasi, kuriems ar jų siūlomų prekių gamintojui, juos kontroliuojantiems juridiniams ir (ar) fiziniams  asmenims taikomos Jungtinių Tautų saugumo tarybos, Europos Sąjungos, kitų tarptautinių organizacijų, kurių narė yra arba kuriose dalyvauja Lietuvos Respublika bei Jungtinių Amerikos Valstijų sankcijos (ribojamosios priemonės).</w:t>
+              <w:t>Pirkime negali dalyvauti Tiekėjai, Subtiekėjai, Tiekėjų grupės nariai, Ūkio subjektai, kurių pajėgumais remiamasi, kuriems ar jų siūlomų prekių gamintojui, juos kontroliuojantiems juridiniams ir (ar) fiziniams asmenims taikomos Jungtinių Tautų saugumo tarybos, Europos Sąjungos, kitų tarptautinių organizacijų, kurių narė yra arba kuriose dalyvauja Lietuvos Respublika bei Jungtinių Amerikos Valstijų sankcijos (ribojamosios priemonės).</w:t>
             </w:r>
           </w:p>
         </w:tc>
@@ -5975,7 +5975,7 @@
                 <w:rFonts w:ascii="Arial" w:hAnsi="Arial" w:cs="Arial"/>
                 <w:iCs/>
               </w:rPr>
-              <w:t xml:space="preserve"> d. EPSO-G valdybos patvirtintu EPSO-G įmonių grupės  </w:t>
+              <w:t xml:space="preserve"> d. EPSO-G valdybos patvirtintu EPSO-G įmonių grupės </w:t>
             </w:r>
             <w:r>
               <w:rPr>
@@ -6186,7 +6186,7 @@
                 <w:rFonts w:ascii="Arial" w:hAnsi="Arial" w:cs="Arial"/>
                 <w:iCs/>
               </w:rPr>
-              <w:t>Jei ekonomiškai naudingiausią pasiūlymą pateikęs Tiekėjas/Tiekėjų grupės narys šį klausimyną yra pildęs ne anksčiau kaip prieš 12 mėnesių iki Perkančiojo subjekto prašymo pateikimo ir informacija yra nepasikeitusi, jis gali nepildyti klausimyno, bet per klausimynui užpildyti skirtą terminą pateikti laisvos formos patvirtinimą, kad anksčiau šio tiekėjo  užpildytame Veiklos partnerių patikros klausimyne informacija yra nepasikeitusi.</w:t>
+              <w:t>Jei ekonomiškai naudingiausią pasiūlymą pateikęs Tiekėjas/Tiekėjų grupės narys šį klausimyną yra pildęs ne anksčiau kaip prieš 12 mėnesių iki Perkančiojo subjekto prašymo pateikimo ir informacija yra nepasikeitusi, jis gali nepildyti klausimyno, bet per klausimynui užpildyti skirtą terminą pateikti laisvos formos patvirtinimą, kad anksčiau šio tiekėjo užpildytame Veiklos partnerių patikros klausimyne informacija yra nepasikeitusi.</w:t>
             </w:r>
           </w:p>
           <w:p>
@@ -6220,7 +6220,7 @@
                 <w:rFonts w:ascii="Arial" w:hAnsi="Arial" w:cs="Arial"/>
                 <w:iCs/>
               </w:rPr>
-              <w:t xml:space="preserve">Perkantysis subjektas atliks su ekonomiškai naudingiausią pasiūlymą pateikusiu tiekėju (tiekėjų grupės nariais, subtiekėjais) susijusių duomenų iš klausimyno ir (ar) prieinamų šaltinių įvertinimą  veiklos partnerio rizikos aspektu. Per Perkančiojo subjekto nustatytą terminą neužpildžius klausimyno, Tiekėjo pasiūlymas bus atmetamas.  </w:t>
+              <w:t xml:space="preserve">Perkantysis subjektas atliks su ekonomiškai naudingiausią pasiūlymą pateikusiu tiekėju (tiekėjų grupės nariais, subtiekėjais) susijusių duomenų iš klausimyno ir (ar) prieinamų šaltinių įvertinimą veiklos partnerio rizikos aspektu. Per Perkančiojo subjekto nustatytą terminą neužpildžius klausimyno, Tiekėjo pasiūlymas bus atmetamas.  </w:t>
             </w:r>
           </w:p>
           <w:p>
@@ -6312,7 +6312,7 @@
                 <w:rFonts w:ascii="Arial" w:hAnsi="Arial" w:cs="Arial"/>
                 <w:iCs/>
               </w:rPr>
-              <w:t>sudaryti veiksmų vykdymo planą siekiant išvengti ar  mažinti nustatytas rizikas.</w:t>
+              <w:t>sudaryti veiksmų vykdymo planą siekiant išvengti ar mažinti nustatytas rizikas.</w:t>
             </w:r>
           </w:p>
         </w:tc>
@@ -6373,7 +6373,7 @@
           <w:sz w:val="20"/>
           <w:szCs w:val="20"/>
         </w:rPr>
-        <w:t xml:space="preserve"> </w:t>
+        <w:t xml:space="preserve"/>
       </w:r>
       <w:r>
         <w:rPr>
@@ -6410,7 +6410,7 @@
         <w:rPr>
           <w:rFonts w:ascii="Arial" w:hAnsi="Arial" w:cs="Arial"/>
         </w:rPr>
-        <w:t xml:space="preserve"> arba jo pasitelktas subtiekėjas, arba ūkio subjektas, kurio pajėgumais remiamasi   privalo atitikti bent vieną iš socialinių reikalavimų, nurodytų </w:t>
+        <w:t xml:space="preserve"> arba jo pasitelktas subtiekėjas, arba ūkio subjektas, kurio pajėgumais remiamasi privalo atitikti bent vieną iš socialinių reikalavimų, nurodytų </w:t>
       </w:r>
       <w:r>
         <w:rPr>
@@ -6696,7 +6696,7 @@
                 <w:rFonts w:ascii="Arial" w:hAnsi="Arial" w:cs="Arial"/>
                 <w:iCs/>
               </w:rPr>
-              <w:t xml:space="preserve">Sutarties vykdymo laikotarpiu tiekėjo arba jo pasitelkto subtiekėjo, arba  ūkio subjekto, kurio pajėgumais remiamasi, darbuotojui (-ams), tiesiogiai vykdantiems pirkimo sutartį, </w:t>
+              <w:t xml:space="preserve">Sutarties vykdymo laikotarpiu tiekėjo arba jo pasitelkto subtiekėjo, arba ūkio subjekto, kurio pajėgumais remiamasi, darbuotojui (-ams), tiesiogiai vykdantiems pirkimo sutartį, </w:t>
             </w:r>
             <w:r>
               <w:rPr>
@@ -7352,7 +7352,7 @@
               <w:rPr>
                 <w:rFonts w:ascii="Arial" w:hAnsi="Arial" w:cs="Arial"/>
               </w:rPr>
-              <w:t xml:space="preserve">Sutarties vykdymo laikotarpiu tiekėjas arba subtiekėjas, arba ūkio subjektas, kurio pajėgumais remiamasi,  savo darbuotojui (-ams), tiesiogiai vykdantiems pirkimo sutartį, </w:t>
+              <w:t xml:space="preserve">Sutarties vykdymo laikotarpiu tiekėjas arba subtiekėjas, arba ūkio subjektas, kurio pajėgumais remiamasi, savo darbuotojui (-ams), tiesiogiai vykdantiems pirkimo sutartį, </w:t>
             </w:r>
             <w:r>
               <w:rPr>
@@ -8253,7 +8253,7 @@
         <w:rPr>
           <w:rFonts w:ascii="Arial" w:eastAsia="Arial" w:hAnsi="Arial" w:cs="Arial"/>
         </w:rPr>
-        <w:t>. Tiekėjams pateikti alternatyvių konkrečių pasiūlymų neleidžiama. Tiekėjui pateikus alternatyvų konkretų (-ius) pasiūlymą (-us), jo konkretus pasiūlymas kartu su alternatyviu (-iais)  konkrečiu (-iais) pasiūlymu (-ais) bus atmestas.</w:t>
+        <w:t>. Tiekėjams pateikti alternatyvių konkrečių pasiūlymų neleidžiama. Tiekėjui pateikus alternatyvų konkretų (-ius) pasiūlymą (-us), jo konkretus pasiūlymas kartu su alternatyviu (-iais) konkrečiu (-iais) pasiūlymu (-ais) bus atmestas.</w:t>
       </w:r>
     </w:p>
     <w:p>
@@ -8562,7 +8562,7 @@
         <w:rPr>
           <w:rFonts w:ascii="Arial" w:eastAsia="Arial" w:hAnsi="Arial" w:cs="Arial"/>
         </w:rPr>
-        <w:t>.1.  Tiekėjas, nusprendęs pateikti užšifruotą pasiūlymą, turi:</w:t>
+        <w:t>.1. Tiekėjas, nusprendęs pateikti užšifruotą pasiūlymą, turi:</w:t>
       </w:r>
     </w:p>
     <w:p>
@@ -8950,7 +8950,7 @@
         <w:rPr>
           <w:rFonts w:ascii="Arial" w:hAnsi="Arial" w:cs="Arial"/>
         </w:rPr>
-        <w:t xml:space="preserve"> </w:t>
+        <w:t xml:space="preserve"/>
       </w:r>
       <w:r>
         <w:rPr>
@@ -9013,7 +9013,7 @@
           <w:sz w:val="20"/>
           <w:szCs w:val="20"/>
         </w:rPr>
-        <w:t xml:space="preserve"> informacijos patikslinimu, ir/ar papildymu</w:t>
+        <w:t xml:space="preserve">informacijos patikslinimu, ir/ar papildymu</w:t>
       </w:r>
       <w:r>
         <w:rPr>
@@ -9025,7 +9025,7 @@
         <w:rPr>
           <w:rFonts w:ascii="Arial" w:hAnsi="Arial" w:cs="Arial"/>
         </w:rPr>
-        <w:t>ir pateikti Perkančiajam subjektui  atnaujintą informaciją</w:t>
+        <w:t>ir pateikti Perkančiajam subjektui atnaujintą informaciją</w:t>
       </w:r>
       <w:r>
         <w:rPr>
@@ -9974,7 +9974,7 @@
         <w:rPr>
           <w:rFonts w:ascii="Arial" w:eastAsia="Arial" w:hAnsi="Arial" w:cs="Arial"/>
         </w:rPr>
-        <w:t xml:space="preserve">. Tiekėjas, kuris pateikė ekonomiškai naudingiausią pasiūlymą ir yra nustatytas galimu laimėtoju/laimėtoju, Perkančiojo subjekto prašymu per jo nustatytą terminą, kuris negali būti trumpesnis kaip 3 darbo dienos,  privalės pateikti užpildytą </w:t>
+        <w:t xml:space="preserve">. Tiekėjas, kuris pateikė ekonomiškai naudingiausią pasiūlymą ir yra nustatytas galimu laimėtoju/laimėtoju, Perkančiojo subjekto prašymu per jo nustatytą terminą, kuris negali būti trumpesnis kaip 3 darbo dienos, privalės pateikti užpildytą </w:t>
       </w:r>
       <w:r>
         <w:rPr>
@@ -10013,7 +10013,7 @@
         <w:rPr>
           <w:rFonts w:ascii="Arial" w:eastAsia="Arial" w:hAnsi="Arial" w:cs="Arial"/>
         </w:rPr>
-        <w:t>ir pateikti šios informacijos konfidencialumą patvirtinančius dokumentus.  PĮ 32 straipsnio 2 dalyje nurodyta informacija negali būti laikoma konfidencialia informacija. Jeigu per Perkančiojo subjekto nustatytą terminą Tiekėjas nepateikia minėto priedo „Konfidenciali informacija“, laikoma, kad konfidencialios informacijos nėra, išskyrus informaciją, kurios atskleidimas negalimas pagal Asmens duomenų teisinės apsaugos įstatymą.</w:t>
+        <w:t>ir pateikti šios informacijos konfidencialumą patvirtinančius dokumentus. PĮ 32 straipsnio 2 dalyje nurodyta informacija negali būti laikoma konfidencialia informacija. Jeigu per Perkančiojo subjekto nustatytą terminą Tiekėjas nepateikia minėto priedo „Konfidenciali informacija“, laikoma, kad konfidencialios informacijos nėra, išskyrus informaciją, kurios atskleidimas negalimas pagal Asmens duomenų teisinės apsaugos įstatymą.</w:t>
       </w:r>
     </w:p>
     <w:p>
@@ -11105,7 +11105,7 @@
         <w:rPr>
           <w:rFonts w:ascii="Arial" w:eastAsia="Arial" w:hAnsi="Arial" w:cs="Arial"/>
         </w:rPr>
-        <w:t xml:space="preserve"> elektroninėmis priemonėmis; </w:t>
+        <w:t xml:space="preserve">elektroninėmis priemonėmis; </w:t>
       </w:r>
     </w:p>
     <w:p>
@@ -11476,7 +11476,7 @@
         <w:rPr>
           <w:rFonts w:ascii="Arial" w:eastAsia="Arial" w:hAnsi="Arial" w:cs="Arial"/>
         </w:rPr>
-        <w:t>iekėjo siūlomų prekių gamintojui ar juos kontroliuojantiems juridiniams ir (ar) fiziniams  asmenims yra taikomos Jungtinių Tautų saugumo tarybos, Europos Sąjungos, kitų tarptautinių organizacijų, kurių narė yra arba kuriose dalyvauja Lietuvos Respublika bei Jungtinių Amerikos Valstijų sankcijos (ribojamosios priemonės)</w:t>
+        <w:t>iekėjo siūlomų prekių gamintojui ar juos kontroliuojantiems juridiniams ir (ar) fiziniams asmenims yra taikomos Jungtinių Tautų saugumo tarybos, Europos Sąjungos, kitų tarptautinių organizacijų, kurių narė yra arba kuriose dalyvauja Lietuvos Respublika bei Jungtinių Amerikos Valstijų sankcijos (ribojamosios priemonės)</w:t>
       </w:r>
       <w:r>
         <w:rPr>
@@ -11720,7 +11720,7 @@
           <w:rFonts w:ascii="Arial" w:eastAsia="Arial" w:hAnsi="Arial" w:cs="Arial"/>
         </w:rPr>
         <w:tab/>
-        <w:t xml:space="preserve">Tiekėjo pateiktas Pasiūlymas atmetamas ir Tiekėjas pašalinamas iš Pirkimo procedūros, jeigu Perkantysis subjektas, atlikdamas pirkimus, kurių objektas apima  VPĮ 92 straipsnio 13 dalyje numatytame sąraše nurodytų BVPŽ   kodų prekes ar paslaugas, nustato, kad prekės ar paslaugos kelia grėsmę nacionaliniam saugumui dėl bent vienos iš šių priežasčių: </w:t>
+        <w:t xml:space="preserve">Tiekėjo pateiktas Pasiūlymas atmetamas ir Tiekėjas pašalinamas iš Pirkimo procedūros, jeigu Perkantysis subjektas, atlikdamas pirkimus, kurių objektas apima VPĮ 92 straipsnio 13 dalyje numatytame sąraše nurodytų BVPŽ kodų prekes ar paslaugas, nustato, kad prekės ar paslaugos kelia grėsmę nacionaliniam saugumui dėl bent vienos iš šių priežasčių: </w:t>
       </w:r>
     </w:p>
     <w:p>
@@ -11942,7 +11942,7 @@
           <w:rFonts w:ascii="Arial" w:eastAsia="Arial" w:hAnsi="Arial" w:cs="Arial"/>
         </w:rPr>
         <w:tab/>
-        <w:t>Mobilizacijos, karo, nepaprastosios padėties atveju ar kai Lietuvos Respublikos Vyriausybė, įvertinusi  riziką, kad veiksniai, dėl kurių buvo ar gali būti paskelbta mobilizacija, įvesta karo ar nepaprastoji padėtis, kelia grėsmę nacionaliniam saugumui, yra priėmusi sprendimą dėl PĮ 58 straipsnio 4</w:t>
+        <w:t>Mobilizacijos, karo, nepaprastosios padėties atveju ar kai Lietuvos Respublikos Vyriausybė, įvertinusi riziką, kad veiksniai, dėl kurių buvo ar gali būti paskelbta mobilizacija, įvesta karo ar nepaprastoji padėtis, kelia grėsmę nacionaliniam saugumui, yra priėmusi sprendimą dėl PĮ 58 straipsnio 4</w:t>
       </w:r>
       <w:r>
         <w:rPr>
@@ -14078,7 +14078,7 @@
         <w:rPr>
           <w:rFonts w:ascii="Arial" w:eastAsia="Arial" w:hAnsi="Arial" w:cs="Arial"/>
         </w:rPr>
-        <w:t>Konkretaus pirkimo (ar atskiros konkretaus pirkimo dalies) procedūros  baigiasi, kai:</w:t>
+        <w:t>Konkretaus pirkimo (ar atskiros konkretaus pirkimo dalies) procedūros baigiasi, kai:</w:t>
       </w:r>
     </w:p>
     <w:p>
@@ -14866,7 +14866,7 @@
         <w:rPr>
           <w:rFonts w:ascii="Arial" w:eastAsia="Arial" w:hAnsi="Arial" w:cs="Arial"/>
         </w:rPr>
-        <w:t>Sutarties  vertė viršija 10 procentų praėjusių finansinių metų metinių Perkančiojo subjekto pajamų;</w:t>
+        <w:t>Sutarties vertė viršija 10 procentų praėjusių finansinių metų metinių Perkančiojo subjekto pajamų;</w:t>
       </w:r>
     </w:p>
     <w:p>
@@ -14948,7 +14948,7 @@
         <w:rPr>
           <w:rFonts w:ascii="Arial" w:eastAsia="Arial" w:hAnsi="Arial" w:cs="Arial"/>
         </w:rPr>
-        <w:t>Tiekėjui, Subtiekėjams, Ūkio subjektams, kurių pajėgumais remiamasi, bus suteikiama teisė aptarnauti, gauti prieigą ar kitaip susipažinti su ypatingos svarbos informacinės infrastruktūros valdytojo ar Perkančiojo subjekto  saugumo planuose ar kituose ypatingos svarbos informacinės infrastruktūros valdytojo ar Perkančiojo subjekto  vidaus dokumentuose nustatytomis ryšių ir informacinėmis sistemomis (ar jų dalimis), kurios yra reikšmingos  ypatingos svarbos informacinės infrastruktūros valdytojo ar Perkančiojo subjekto  veiklai, šių ryšių ir informacinių sistemų (ar jų dalių) technologijomis, duomenų bazėmis ar jose esamais duomenimis arba kai yra rizika, kad prie tokių ryšių ir informacinių sistemų (jų dalių) gali gauti prieigą tretieji asmenys arba jiems būtų suteikta teisė aptarnauti ar kitaip susipažinti su tokiomis ryšių ir informacinėmis sistemomis (jų dalimis);</w:t>
+        <w:t>Tiekėjui, Subtiekėjams, Ūkio subjektams, kurių pajėgumais remiamasi, bus suteikiama teisė aptarnauti, gauti prieigą ar kitaip susipažinti su ypatingos svarbos informacinės infrastruktūros valdytojo ar Perkančiojo subjekto saugumo planuose ar kituose ypatingos svarbos informacinės infrastruktūros valdytojo ar Perkančiojo subjekto vidaus dokumentuose nustatytomis ryšių ir informacinėmis sistemomis (ar jų dalimis), kurios yra reikšmingos ypatingos svarbos informacinės infrastruktūros valdytojo ar Perkančiojo subjekto veiklai, šių ryšių ir informacinių sistemų (ar jų dalių) technologijomis, duomenų bazėmis ar jose esamais duomenimis arba kai yra rizika, kad prie tokių ryšių ir informacinių sistemų (jų dalių) gali gauti prieigą tretieji asmenys arba jiems būtų suteikta teisė aptarnauti ar kitaip susipažinti su tokiomis ryšių ir informacinėmis sistemomis (jų dalimis);</w:t>
       </w:r>
     </w:p>
     <w:p>
@@ -15168,7 +15168,7 @@
         <w:rPr>
           <w:rFonts w:ascii="Arial" w:eastAsia="Arial" w:hAnsi="Arial" w:cs="Arial"/>
         </w:rPr>
-        <w:t xml:space="preserve">, negalės būti pripažįstamas Pirkimą Laimėjusiu Tiekėju ir jo Pasiūlymas bus atmestas  vadovaujantis </w:t>
+        <w:t xml:space="preserve">, negalės būti pripažįstamas Pirkimą Laimėjusiu Tiekėju ir jo Pasiūlymas bus atmestas vadovaujantis </w:t>
       </w:r>
       <w:r>
         <w:rPr>
@@ -15848,7 +15848,7 @@
         <w:rPr>
           <w:rFonts w:ascii="Arial" w:eastAsia="Arial" w:hAnsi="Arial" w:cs="Arial"/>
         </w:rPr>
-        <w:t xml:space="preserve">Tiekėjas, kuris pateikė ekonomiškai naudingiausią pasiūlymą ir yra nustatytas galimu laimėtoju, Perkančiojo subjekto prašymu, per jo nustatytą terminą, kuris negali būti trumpesnis kaip 3 darbo dienos,  privalės pateikti Tiekėjo, kiekvieno Tiekėjų grupės nario, kiekvieno Ūkio subjekto, kurio pajėgumais remiamasi ir kiekvieno Subtiekėjo užpildytus </w:t>
+        <w:t xml:space="preserve">Tiekėjas, kuris pateikė ekonomiškai naudingiausią pasiūlymą ir yra nustatytas galimu laimėtoju, Perkančiojo subjekto prašymu, per jo nustatytą terminą, kuris negali būti trumpesnis kaip 3 darbo dienos, privalės pateikti Tiekėjo, kiekvieno Tiekėjų grupės nario, kiekvieno Ūkio subjekto, kurio pajėgumais remiamasi ir kiekvieno Subtiekėjo užpildytus </w:t>
       </w:r>
       <w:r>
         <w:rPr>
@@ -17318,7 +17318,7 @@
           <w:sz w:val="16"/>
           <w:szCs w:val="16"/>
         </w:rPr>
-        <w:t xml:space="preserve"> Tiekėjo finansinis stabilumas ir patikimumas; Tiekėjui taikomos/taikytos sankcijos ir kiti tarptautiniai ribojimai;  Veiklos vykdymas  trečiose šalyse; Veiklos partnerio naudos gavėjų įtakos ir ryšių su Perkančiuoju subjektu; Tiekėjo, jį kontroliuojančių asmenų nusikalstama veika arba ikiteisminiai tyrimai,  vykstantys teismo procesai dėl nusikalstamos veikos; Tiekėjo (ne) taikomos priemonės korupcijos rizikai valdyti, pinigų plovimo ir teroristų finansavimo prevencijai užtikrinti; Tiekėjo akcininkų, dalininkų, dalyvių, vadovų ar kolegialių ir (ar) valdymo organų reputacija.</w:t>
+        <w:t xml:space="preserve"> Tiekėjo finansinis stabilumas ir patikimumas; Tiekėjui taikomos/taikytos sankcijos ir kiti tarptautiniai ribojimai; Veiklos vykdymas trečiose šalyse; Veiklos partnerio naudos gavėjų įtakos ir ryšių su Perkančiuoju subjektu; Tiekėjo, jį kontroliuojančių asmenų nusikalstama veika arba ikiteisminiai tyrimai, vykstantys teismo procesai dėl nusikalstamos veikos; Tiekėjo (ne) taikomos priemonės korupcijos rizikai valdyti, pinigų plovimo ir teroristų finansavimo prevencijai užtikrinti; Tiekėjo akcininkų, dalininkų, dalyvių, vadovų ar kolegialių ir (ar) valdymo organų reputacija.</w:t>
       </w:r>
     </w:p>
     <w:p>

--- a/PP-salygos/templates/DPSP_LT_SALYGOS.docx
+++ b/PP-salygos/templates/DPSP_LT_SALYGOS.docx
@@ -3918,7 +3918,7 @@
           <w:rFonts w:ascii="Arial" w:hAnsi="Arial" w:cs="Arial"/>
           <w:iCs/>
         </w:rPr>
-        <w:t>pateikti tik Tiekėjo, kuris pagal sudarytą pasiūlymų eilę, pateikė ekonomiškai naudingiausią pasiūlymą</w:t>
+        <w:t>pateikti tik Tiekėjo, kuris pagal sudarytą pasiūlymų eilę pateikė ekonomiškai naudingiausią pasiūlymą</w:t>
       </w:r>
       <w:bookmarkEnd w:id="17"/>
       <w:r>
@@ -5114,7 +5114,7 @@
               <w:rPr>
                 <w:rFonts w:ascii="Arial" w:hAnsi="Arial" w:cs="Arial"/>
               </w:rPr>
-              <w:t xml:space="preserve">bus prašoma pateikti tik iš Tiekėjo, kuris pagal sudarytą pasiūlymų eilę, pateikė ekonomiškai naudingiausią pasiūlymą: tiekėjo, jo subtiekėjų, ūkio subjektų, kurių pajėgumais remiamasi, ir juos kontroliuojančių asmenų dokumentai: </w:t>
+              <w:t xml:space="preserve">bus prašoma pateikti tik iš Tiekėjo, kuris pagal sudarytą pasiūlymų eilę pateikė ekonomiškai naudingiausią pasiūlymą: tiekėjo, jo subtiekėjų, ūkio subjektų, kurių pajėgumais remiamasi, ir juos kontroliuojančių asmenų dokumentai: </w:t>
             </w:r>
           </w:p>
           <w:p>
@@ -6410,7 +6410,7 @@
         <w:rPr>
           <w:rFonts w:ascii="Arial" w:hAnsi="Arial" w:cs="Arial"/>
         </w:rPr>
-        <w:t xml:space="preserve"> arba jo pasitelktas subtiekėjas, arba ūkio subjektas, kurio pajėgumais remiamasi privalo atitikti bent vieną iš socialinių reikalavimų, nurodytų </w:t>
+        <w:t xml:space="preserve"> arba jo pasitelktas subtiekėjas, arba ūkio subjektas, kurio pajėgumais remiamasi, privalo atitikti bent vieną iš socialinių reikalavimų, nurodytų </w:t>
       </w:r>
       <w:r>
         <w:rPr>
@@ -6430,7 +6430,7 @@
           <w:b/>
           <w:bCs/>
         </w:rPr>
-        <w:t xml:space="preserve"> t. y., bent vieną iš </w:t>
+        <w:t xml:space="preserve"> t. y. bent vieną iš </w:t>
       </w:r>
       <w:r>
         <w:rPr>
@@ -6446,7 +6446,7 @@
           <w:b/>
           <w:bCs/>
         </w:rPr>
-        <w:t xml:space="preserve"> lentelės 1 punkte nurodytų šeimos ir darbo įsipareigojimų derinimo priemonių ir / </w:t>
+        <w:t xml:space="preserve"> lentelės 1 punkte nurodytų šeimos ir darbo įsipareigojimų derinimo priemonių ir (a</w:t>
       </w:r>
       <w:r>
         <w:rPr>
@@ -6455,7 +6455,7 @@
           <w:bCs/>
           <w:u w:val="single"/>
         </w:rPr>
-        <w:t>arba</w:t>
+        <w:t>rba)</w:t>
       </w:r>
       <w:r>
         <w:rPr>
@@ -6497,7 +6497,7 @@
         <w:rPr>
           <w:rFonts w:ascii="Arial" w:hAnsi="Arial" w:cs="Arial"/>
         </w:rPr>
-        <w:t xml:space="preserve"> lentelėje (vieno ar kelių), bus prašoma pateikti tik iš Tiekėjo, kuris pagal sudarytą pasiūlymų eilę, pateikė ekonomiškai naudingiausią pasiūlymą.</w:t>
+        <w:t xml:space="preserve"> lentelėje (vieno ar kelių), bus prašoma pateikti tik iš Tiekėjo, kuris pagal sudarytą pasiūlymų eilę pateikė ekonomiškai naudingiausią pasiūlymą.</w:t>
       </w:r>
     </w:p>
     <w:p>
@@ -7105,7 +7105,7 @@
                 <w:b/>
                 <w:bCs/>
               </w:rPr>
-              <w:t>Kitų dokumentų bus prašoma pateikti tik iš Tiekėjo, kuris pagal sudarytą pasiūlymų eilę, pateikė ekonomiškai naudingiausią pasiūlymą:</w:t>
+              <w:t>Kitų dokumentų bus prašoma pateikti tik iš Tiekėjo, kuris pagal sudarytą pasiūlymų eilę pateikė ekonomiškai naudingiausią pasiūlymą:</w:t>
             </w:r>
             <w:r>
               <w:rPr>
@@ -7482,7 +7482,7 @@
                 <w:b/>
                 <w:bCs/>
               </w:rPr>
-              <w:t>Kitų dokumentų (vieno ar kelių) bus prašoma pateikti tik iš Tiekėjo, kuris pagal sudarytą pasiūlymų eilę, pateikė ekonomiškai naudingiausią pasiūlymą:</w:t>
+              <w:t>Kitų dokumentų (vieno ar kelių) bus prašoma pateikti tik iš Tiekėjo, kuris pagal sudarytą pasiūlymų eilę pateikė ekonomiškai naudingiausią pasiūlymą:</w:t>
             </w:r>
           </w:p>
           <w:p>

--- a/PP-salygos/templates/DPSP_LT_SALYGOS.docx
+++ b/PP-salygos/templates/DPSP_LT_SALYGOS.docx
@@ -7691,7 +7691,7 @@
         <w:rPr>
           <w:rFonts w:ascii="Arial" w:eastAsia="Arial" w:hAnsi="Arial" w:cs="Arial"/>
         </w:rPr>
-        <w:t xml:space="preserve">iekėjo CVP IS priemonėmis pateiktų dokumentų visuma </w:t>
+        <w:t xml:space="preserve">iekėjo CVP IS priemonėmis pateiktų dokumentų visuma (įskaitant konkretaus pasiūlymo paaiškinimus (jei tokių bus)).</w:t>
       </w:r>
     </w:p>
     <w:p>

--- a/PP-salygos/templates/DPSP_LT_SALYGOS.docx
+++ b/PP-salygos/templates/DPSP_LT_SALYGOS.docx
@@ -5731,7 +5731,7 @@
                 <w:rFonts w:ascii="Arial" w:hAnsi="Arial" w:cs="Arial"/>
                 <w:iCs/>
               </w:rPr>
-              <w:t>Pirkime negali dalyvauti Tiekėjai, Subtiekėjai, Tiekėjų grupės nariai, Ūkio subjektai, kurių pajėgumais remiamasi, kuriems ar jų siūlomų prekių gamintojui, juos kontroliuojantiems juridiniams ir (ar) fiziniams asmenims taikomos Jungtinių Tautų saugumo tarybos, Europos Sąjungos, kitų tarptautinių organizacijų, kurių narė yra arba kuriose dalyvauja Lietuvos Respublika bei Jungtinių Amerikos Valstijų sankcijos (ribojamosios priemonės).</w:t>
+              <w:t>Pirkime negali dalyvauti Tiekėjai, Subtiekėjai, Tiekėjų grupės nariai, Ūkio subjektai, kurių pajėgumais remiamasi, kuriems ar jų siūlomų prekių gamintojui, juos kontroliuojantiems juridiniams ir (ar) fiziniams asmenims taikomos Jungtinių Tautų saugumo tarybos, Europos Sąjungos, kitų tarptautinių organizacijų, kurių narė yra arba kuriose dalyvauja Lietuvos Respublika, bei Jungtinių Amerikos Valstijų sankcijos (ribojamosios priemonės).</w:t>
             </w:r>
           </w:p>
         </w:tc>
@@ -5826,7 +5826,7 @@
                 <w:rFonts w:ascii="Arial" w:hAnsi="Arial" w:cs="Arial"/>
                 <w:iCs/>
               </w:rPr>
-              <w:t xml:space="preserve">Pirkime negali dalyvauti Tiekėjai, Subtiekėjai, Tiekėjų grupės nariai, Ūkio subjektai, kurių pajėgumais remiamasi , kurie nėra registruoti (Tiekėjas, Tiekėjų grupės narys, Subtiekėjas, Ūkio subjektas, kurio pajėgumais remiamasi, Kvazisubtiekėjas, kuris yra fizinis asmuo – nuolat gyvenantis ar turintys pilietybę) Europos Sąjungos valstybėje narėje, Šiaurės Atlanto </w:t>
+              <w:t xml:space="preserve">Pirkime negali dalyvauti Tiekėjai, Subtiekėjai, Tiekėjų grupės nariai, Ūkio subjektai, kurių pajėgumais remiamasi , kurie nėra registruoti (jeigu Tiekėjas, Tiekėjų grupės narys, Subtiekėjas, Ūkio subjektas, kurio pajėgumais remiamasi, ar Kvazisubtiekėjas yra fizinis asmuo – nuolat gyvenantis ar turintis pilietybę) Europos Sąjungos valstybėje narėje, Šiaurės Atlanto </w:t>
             </w:r>
             <w:r>
               <w:rPr>
@@ -10165,7 +10165,7 @@
         <w:rPr>
           <w:rFonts w:ascii="Arial" w:eastAsia="Arial" w:hAnsi="Arial" w:cs="Arial"/>
         </w:rPr>
-        <w:t xml:space="preserve">1. Konkretus pasiūlymas atmetamas, jeigu: </w:t>
+        <w:t xml:space="preserve">1. Konkretus pasiūlymas atmetamas, jeigu:</w:t>
       </w:r>
     </w:p>
     <w:p>
@@ -10437,7 +10437,7 @@
         <w:rPr>
           <w:rFonts w:ascii="Arial" w:eastAsia="Arial" w:hAnsi="Arial" w:cs="Arial"/>
         </w:rPr>
-        <w:t>nepateikė ir/ar nepatikslino dokumentų, patvirtinančių</w:t>
+        <w:t>nepateikė ir/ar nepatikslino dokumentų, patvirtinančių atitiktį</w:t>
       </w:r>
       <w:r>
         <w:rPr>
@@ -10463,7 +10463,7 @@
           <w:rFonts w:ascii="Arial" w:eastAsia="Arial" w:hAnsi="Arial" w:cs="Arial"/>
           <w:color w:val="FF0000"/>
         </w:rPr>
-        <w:t> </w:t>
+        <w:t xml:space="preserve"> </w:t>
       </w:r>
       <w:r>
         <w:rPr>
@@ -10476,13 +10476,13 @@
         <w:rPr>
           <w:rFonts w:ascii="Arial" w:eastAsia="Arial" w:hAnsi="Arial" w:cs="Arial"/>
         </w:rPr>
-        <w:t xml:space="preserve">nustatytų </w:t>
-      </w:r>
-      <w:r>
-        <w:rPr>
-          <w:rFonts w:ascii="Arial" w:eastAsia="Arial" w:hAnsi="Arial" w:cs="Arial"/>
-        </w:rPr>
-        <w:t xml:space="preserve">reikalavimų </w:t>
+        <w:t xml:space="preserve">nustatytiems reikalavimams</w:t>
+      </w:r>
+      <w:r>
+        <w:rPr>
+          <w:rFonts w:ascii="Arial" w:eastAsia="Arial" w:hAnsi="Arial" w:cs="Arial"/>
+        </w:rPr>
+        <w:t xml:space="preserve"> </w:t>
       </w:r>
       <w:r>
         <w:rPr>
@@ -10500,7 +10500,7 @@
         <w:rPr>
           <w:rFonts w:ascii="Arial" w:eastAsia="Arial" w:hAnsi="Arial" w:cs="Arial"/>
         </w:rPr>
-        <w:t xml:space="preserve"> </w:t>
+        <w:t xml:space="preserve"/>
       </w:r>
     </w:p>
     <w:p>
@@ -10539,7 +10539,7 @@
           <w:rFonts w:ascii="Arial" w:eastAsia="Arial" w:hAnsi="Arial" w:cs="Arial"/>
         </w:rPr>
         <w:tab/>
-        <w:t xml:space="preserve">Tiekėjas neatitinka bent vieno reikalavimo, kuris nustatytas EBVPD; </w:t>
+        <w:t xml:space="preserve">Tiekėjas neatitinka bent vieno reikalavimo, kuris nustatytas EBVPD;</w:t>
       </w:r>
     </w:p>
     <w:p>
@@ -10641,13 +10641,13 @@
         <w:rPr>
           <w:rFonts w:ascii="Arial" w:eastAsia="Arial" w:hAnsi="Arial" w:cs="Arial"/>
         </w:rPr>
-        <w:t>Subtiekėjas, Tiekėjų grupės narys ar Ūkio subjektas, kurio pajėgumais remiamasi, nėra registruotas (Tiekėjas, Subtiekėjas, Tiekėjų grupės narys, Ūkio subjektas, kurio pajėgumais remiamasi, Kvazisubtiekėjas, kuris yra fizinis asmuo – nuolat gyvenantis ar turintis pilietybę) Europos Sąjungos valstybėje narėje, Šiaurės Atlanto sutarties organizacijos valstybėje narėje ar trečiojoje šalyje, pasirašiusioje PĮ 29</w:t>
-      </w:r>
-      <w:r>
-        <w:rPr>
-          <w:rFonts w:ascii="Arial" w:eastAsia="Arial" w:hAnsi="Arial" w:cs="Arial"/>
-        </w:rPr>
-        <w:t> </w:t>
+        <w:t>Subtiekėjas, Tiekėjų grupės narys ar Ūkio subjektas, kurio pajėgumais remiamasi, nėra registruotas (jeigu Tiekėjas, Subtiekėjas, Tiekėjų grupės narys, Ūkio subjektas, kurio pajėgumais remiamasi, ar Kvazisubtiekėjas yra fizinis asmuo – nuolat gyvenantis ar turintis pilietybę) Europos Sąjungos valstybėje narėje, Šiaurės Atlanto sutarties organizacijos valstybėje narėje ar trečiojoje šalyje, pasirašiusioje PĮ 29</w:t>
+      </w:r>
+      <w:r>
+        <w:rPr>
+          <w:rFonts w:ascii="Arial" w:eastAsia="Arial" w:hAnsi="Arial" w:cs="Arial"/>
+        </w:rPr>
+        <w:t xml:space="preserve"> </w:t>
       </w:r>
       <w:r>
         <w:rPr>
@@ -11031,7 +11031,7 @@
         <w:rPr>
           <w:rFonts w:ascii="Arial" w:eastAsia="Arial" w:hAnsi="Arial" w:cs="Arial"/>
         </w:rPr>
-        <w:t xml:space="preserve">pasiūlymo dokumentų; </w:t>
+        <w:t xml:space="preserve">pasiūlymo dokumentų;</w:t>
       </w:r>
     </w:p>
     <w:p>
@@ -11105,7 +11105,7 @@
         <w:rPr>
           <w:rFonts w:ascii="Arial" w:eastAsia="Arial" w:hAnsi="Arial" w:cs="Arial"/>
         </w:rPr>
-        <w:t xml:space="preserve">elektroninėmis priemonėmis; </w:t>
+        <w:t xml:space="preserve">elektroninėmis priemonėmis;</w:t>
       </w:r>
     </w:p>
     <w:p>
@@ -11158,7 +11158,7 @@
         <w:rPr>
           <w:rFonts w:ascii="Arial" w:eastAsia="Arial" w:hAnsi="Arial" w:cs="Arial"/>
         </w:rPr>
-        <w:t xml:space="preserve">Pasiūlymą pateikęs Tiekėjas, Perkančiojo subjekto ir/ar kompetentingų institucijų prašymu nepateikė </w:t>
+        <w:t xml:space="preserve">Pasiūlymą pateikęs Tiekėjas Perkančiojo subjekto ir/ar kompetentingų institucijų prašymu nepateikė </w:t>
       </w:r>
       <w:r>
         <w:rPr>
@@ -11239,7 +11239,7 @@
           <w:rFonts w:ascii="Arial" w:eastAsia="Arial" w:hAnsi="Arial" w:cs="Arial"/>
         </w:rPr>
         <w:tab/>
-        <w:t>Lietuvos Respublikos Vyriausybei priėm</w:t>
+        <w:t>Lietuvos Respublikos Vyriausybė priėm</w:t>
       </w:r>
       <w:r>
         <w:rPr>
@@ -11302,7 +11302,7 @@
           <w:rFonts w:ascii="Arial" w:eastAsia="Arial" w:hAnsi="Arial" w:cs="Arial"/>
         </w:rPr>
         <w:tab/>
-        <w:t>Lietuvos Respublikos Vyriausybei priėm</w:t>
+        <w:t>Lietuvos Respublikos Vyriausybė priėm</w:t>
       </w:r>
       <w:r>
         <w:rPr>
@@ -11476,7 +11476,7 @@
         <w:rPr>
           <w:rFonts w:ascii="Arial" w:eastAsia="Arial" w:hAnsi="Arial" w:cs="Arial"/>
         </w:rPr>
-        <w:t>iekėjo siūlomų prekių gamintojui ar juos kontroliuojantiems juridiniams ir (ar) fiziniams asmenims yra taikomos Jungtinių Tautų saugumo tarybos, Europos Sąjungos, kitų tarptautinių organizacijų, kurių narė yra arba kuriose dalyvauja Lietuvos Respublika bei Jungtinių Amerikos Valstijų sankcijos (ribojamosios priemonės)</w:t>
+        <w:t>iekėjo siūlomų prekių gamintojui ar juos kontroliuojantiems juridiniams ir (ar) fiziniams asmenims yra taikomos Jungtinių Tautų saugumo tarybos, Europos Sąjungos, kitų tarptautinių organizacijų, kurių narė yra arba kuriose dalyvauja Lietuvos Respublika, bei Jungtinių Amerikos Valstijų sankcijos (ribojamosios priemonės)</w:t>
       </w:r>
       <w:r>
         <w:rPr>
@@ -11535,7 +11535,7 @@
         <w:rPr>
           <w:rFonts w:ascii="Arial" w:eastAsia="Arial" w:hAnsi="Arial" w:cs="Arial"/>
         </w:rPr>
-        <w:t xml:space="preserve">nurodytą terminą neištaisė aritmetinių klaidų ir (ar) nepaaiškino konkretaus pasiūlymo, kaip tai numatyta PĮ 58 straipsnio 5 dalyje; </w:t>
+        <w:t xml:space="preserve">nurodytą terminą neištaisė aritmetinių klaidų ir (ar) nepaaiškino konkretaus pasiūlymo, kaip tai numatyta PĮ 58 straipsnio 5 dalyje;</w:t>
       </w:r>
     </w:p>
     <w:p>
@@ -11668,7 +11668,7 @@
           <w:rFonts w:ascii="Arial" w:eastAsia="Arial" w:hAnsi="Arial" w:cs="Arial"/>
         </w:rPr>
         <w:tab/>
-        <w:t xml:space="preserve">Yra kitų Pirkimo sąlygose ar PĮ numatytų </w:t>
+        <w:t xml:space="preserve">yra kitų Pirkimo sąlygose ar PĮ numatytų </w:t>
       </w:r>
       <w:r>
         <w:rPr>

--- a/PP-salygos/templates/DPSP_LT_SALYGOS.docx
+++ b/PP-salygos/templates/DPSP_LT_SALYGOS.docx
@@ -16921,7 +16921,7 @@
         <w:rPr>
           <w:u w:val="single"/>
         </w:rPr>
-        <w:t xml:space="preserve">kurių vertė viršija 803 tūkstančius eurų, </w:t>
+        <w:t xml:space="preserve">kurių vertė viršija vidaus taisyklėse nustatytą ribą, </w:t>
       </w:r>
       <w:r>
         <w:t xml:space="preserve">žemesnės vertės pirkimuose taikoma atsižvelgus į įsipareigojimų nevykdymo riziką. Užtikrinimo priemonių pirkimuose, </w:t>
@@ -16930,7 +16930,7 @@
         <w:rPr>
           <w:u w:val="single"/>
         </w:rPr>
-        <w:t>kurių vertė viršija 803 tūkstančius eurų</w:t>
+        <w:t>kurių vertė viršija vidaus taisyklėse nustatytą ribą</w:t>
       </w:r>
       <w:r>
         <w:t xml:space="preserve"> gali būti neprašoma, jeigu Pirkėjas prieš Pirkimą parengia ir pateikia Grupės iždui raštišką argumentaciją, kodėl Užtikrinimo priemonės konkretaus sandorio atžvilgiu nėra tikslingos arba jei, vadovaujantis teisės aktų nuostatomis, yra vykdoma neskelbiamo Pirkimo procedūra iš vienintelio Tiekėjo. Rekomenduojama užtikrinimo vertė nuo pradinės sutarties vertės – ne mažiau nei 10 proc.“. </w:t>
